--- a/Course/1 Component 1 - Computer Systems/1.2 Software and Software Development/1.2.4 Types of Programming Language/4 Homework (editable).docx
+++ b/Course/1 Component 1 - Computer Systems/1.2 Software and Software Development/1.2.4 Types of Programming Language/4 Homework (editable).docx
@@ -7,62 +7,26 @@
         <w:pStyle w:val="Heading1"/>
       </w:pPr>
       <w:r>
+        <w:rPr>
+          <w:b w:val="0"/>
+          <w:i w:val="0"/>
+        </w:rPr>
         <w:t>Homework — 1.2.4 Types of Programming Language</w:t>
       </w:r>
     </w:p>
     <w:p>
       <w:r>
-        <w:t xml:space="preserve">Name: </w:t>
-      </w:r>
-      <w:r>
         <w:rPr>
-          <w:b/>
+          <w:b w:val="0"/>
+          <w:i w:val="0"/>
         </w:rPr>
-        <w:t>_</w:t>
-      </w:r>
-      <w:r>
-        <w:rPr>
-          <w:b/>
-        </w:rPr>
-        <w:t>_</w:t>
-      </w:r>
-      <w:r>
-        <w:rPr>
-          <w:b/>
-        </w:rPr>
-        <w:t>_</w:t>
-      </w:r>
-      <w:r>
-        <w:rPr>
-          <w:b/>
-        </w:rPr>
-        <w:t>_</w:t>
-      </w:r>
-      <w:r>
-        <w:rPr>
-          <w:b/>
-        </w:rPr>
-        <w:t xml:space="preserve">   Date: </w:t>
-      </w:r>
-      <w:r>
-        <w:rPr>
-          <w:b/>
-        </w:rPr>
-        <w:t>_</w:t>
-      </w:r>
-      <w:r>
-        <w:rPr>
-          <w:b/>
-        </w:rPr>
-        <w:t xml:space="preserve">_   Mark: </w:t>
-      </w:r>
-      <w:r>
-        <w:t>____ / 20</w:t>
+        <w:t>Name: ______________________   Date: __________   Mark: ______ / 20</w:t>
       </w:r>
     </w:p>
     <w:p>
       <w:r>
         <w:rPr>
+          <w:b w:val="0"/>
           <w:i/>
         </w:rPr>
         <w:t>OCR H446 — set after the 1.2.4 lesson. Show your working.</w:t>
@@ -80,6 +44,10 @@
         <w:pStyle w:val="Heading2"/>
       </w:pPr>
       <w:r>
+        <w:rPr>
+          <w:b w:val="0"/>
+          <w:i w:val="0"/>
+        </w:rPr>
         <w:t>Part A — This week's topic (~14 marks)</w:t>
       </w:r>
     </w:p>
@@ -87,32 +55,48 @@
       <w:r>
         <w:rPr>
           <w:b/>
+          <w:i w:val="0"/>
         </w:rPr>
         <w:t>1.</w:t>
       </w:r>
       <w:r>
+        <w:rPr>
+          <w:b w:val="0"/>
+          <w:i w:val="0"/>
+        </w:rPr>
         <w:t xml:space="preserve"> Explain what is meant by a </w:t>
       </w:r>
       <w:r>
         <w:rPr>
           <w:b/>
+          <w:i w:val="0"/>
         </w:rPr>
         <w:t>programming paradigm</w:t>
       </w:r>
       <w:r>
+        <w:rPr>
+          <w:b w:val="0"/>
+          <w:i w:val="0"/>
+        </w:rPr>
         <w:t xml:space="preserve">, and explain why no single paradigm is best for every problem. </w:t>
       </w:r>
       <w:r>
         <w:rPr>
           <w:b/>
+          <w:i w:val="0"/>
         </w:rPr>
         <w:t>[2]</w:t>
       </w:r>
       <w:r>
+        <w:rPr>
+          <w:b w:val="0"/>
+          <w:i w:val="0"/>
+        </w:rPr>
         <w:t xml:space="preserve"> </w:t>
       </w:r>
       <w:r>
         <w:rPr>
+          <w:b w:val="0"/>
           <w:i/>
         </w:rPr>
         <w:t>(AO1)</w:t>
@@ -160,41 +144,62 @@
       <w:r>
         <w:rPr>
           <w:b/>
+          <w:i w:val="0"/>
         </w:rPr>
         <w:t>2.</w:t>
       </w:r>
       <w:r>
+        <w:rPr>
+          <w:b w:val="0"/>
+          <w:i w:val="0"/>
+        </w:rPr>
         <w:t xml:space="preserve"> State </w:t>
       </w:r>
       <w:r>
         <w:rPr>
           <w:b/>
+          <w:i w:val="0"/>
         </w:rPr>
         <w:t>three</w:t>
       </w:r>
       <w:r>
+        <w:rPr>
+          <w:b w:val="0"/>
+          <w:i w:val="0"/>
+        </w:rPr>
         <w:t xml:space="preserve"> features that characterise the </w:t>
       </w:r>
       <w:r>
         <w:rPr>
           <w:b/>
+          <w:i w:val="0"/>
         </w:rPr>
         <w:t>procedural</w:t>
       </w:r>
       <w:r>
+        <w:rPr>
+          <w:b w:val="0"/>
+          <w:i w:val="0"/>
+        </w:rPr>
         <w:t xml:space="preserve"> paradigm. </w:t>
       </w:r>
       <w:r>
         <w:rPr>
           <w:b/>
+          <w:i w:val="0"/>
         </w:rPr>
         <w:t>[3]</w:t>
       </w:r>
       <w:r>
+        <w:rPr>
+          <w:b w:val="0"/>
+          <w:i w:val="0"/>
+        </w:rPr>
         <w:t xml:space="preserve"> </w:t>
       </w:r>
       <w:r>
         <w:rPr>
+          <w:b w:val="0"/>
           <w:i/>
         </w:rPr>
         <w:t>(AO1)</w:t>
@@ -257,10 +262,15 @@
       <w:r>
         <w:rPr>
           <w:b/>
+          <w:i w:val="0"/>
         </w:rPr>
         <w:t>3.</w:t>
       </w:r>
       <w:r>
+        <w:rPr>
+          <w:b w:val="0"/>
+          <w:i w:val="0"/>
+        </w:rPr>
         <w:t xml:space="preserve"> The following Little Man Computer (LMC) program reads two numbers and outputs a result.</w:t>
       </w:r>
     </w:p>
@@ -296,19 +306,29 @@
     </w:p>
     <w:p>
       <w:r>
+        <w:rPr>
+          <w:b w:val="0"/>
+          <w:i w:val="0"/>
+        </w:rPr>
         <w:t xml:space="preserve">(a) Describe in words what value this program outputs. </w:t>
       </w:r>
       <w:r>
         <w:rPr>
           <w:b/>
+          <w:i w:val="0"/>
         </w:rPr>
         <w:t>[2]</w:t>
       </w:r>
       <w:r>
+        <w:rPr>
+          <w:b w:val="0"/>
+          <w:i w:val="0"/>
+        </w:rPr>
         <w:t xml:space="preserve"> </w:t>
       </w:r>
       <w:r>
         <w:rPr>
+          <w:b w:val="0"/>
           <w:i/>
         </w:rPr>
         <w:t>(AO2)</w:t>
@@ -347,29 +367,45 @@
     </w:p>
     <w:p>
       <w:r>
+        <w:rPr>
+          <w:b w:val="0"/>
+          <w:i w:val="0"/>
+        </w:rPr>
         <w:t xml:space="preserve">(b) State what the </w:t>
       </w:r>
       <w:r>
         <w:rPr>
           <w:rFonts w:ascii="Consolas" w:hAnsi="Consolas"/>
+          <w:b w:val="0"/>
+          <w:i w:val="0"/>
           <w:sz w:val="19"/>
         </w:rPr>
         <w:t>BRP</w:t>
       </w:r>
       <w:r>
+        <w:rPr>
+          <w:b w:val="0"/>
+          <w:i w:val="0"/>
+        </w:rPr>
         <w:t xml:space="preserve"> instruction does and why it is used here. </w:t>
       </w:r>
       <w:r>
         <w:rPr>
           <w:b/>
+          <w:i w:val="0"/>
         </w:rPr>
         <w:t>[2]</w:t>
       </w:r>
       <w:r>
+        <w:rPr>
+          <w:b w:val="0"/>
+          <w:i w:val="0"/>
+        </w:rPr>
         <w:t xml:space="preserve"> </w:t>
       </w:r>
       <w:r>
         <w:rPr>
+          <w:b w:val="0"/>
           <w:i/>
         </w:rPr>
         <w:t>(AO1)</w:t>
@@ -417,29 +453,45 @@
       <w:r>
         <w:rPr>
           <w:b/>
+          <w:i w:val="0"/>
         </w:rPr>
         <w:t>4.</w:t>
       </w:r>
       <w:r>
+        <w:rPr>
+          <w:b w:val="0"/>
+          <w:i w:val="0"/>
+        </w:rPr>
         <w:t xml:space="preserve"> </w:t>
       </w:r>
       <w:r>
         <w:rPr>
           <w:b/>
+          <w:i w:val="0"/>
         </w:rPr>
         <w:t>Addressing-mode calculation.</w:t>
       </w:r>
       <w:r>
+        <w:rPr>
+          <w:b w:val="0"/>
+          <w:i w:val="0"/>
+        </w:rPr>
         <w:t xml:space="preserve"> A processor executes </w:t>
       </w:r>
       <w:r>
         <w:rPr>
           <w:rFonts w:ascii="Consolas" w:hAnsi="Consolas"/>
+          <w:b w:val="0"/>
+          <w:i w:val="0"/>
           <w:sz w:val="19"/>
         </w:rPr>
         <w:t>LDA 4</w:t>
       </w:r>
       <w:r>
+        <w:rPr>
+          <w:b w:val="0"/>
+          <w:i w:val="0"/>
+        </w:rPr>
         <w:t>. The relevant memory contents are:</w:t>
       </w:r>
     </w:p>
@@ -449,51 +501,80 @@
         <w:shd w:fill="FFF8E7"/>
       </w:pPr>
       <w:r>
+        <w:rPr>
+          <w:b w:val="0"/>
+          <w:i w:val="0"/>
+        </w:rPr>
         <w:t xml:space="preserve">Address 4 holds the value </w:t>
       </w:r>
       <w:r>
         <w:rPr>
           <w:b/>
+          <w:i w:val="0"/>
         </w:rPr>
         <w:t>7</w:t>
       </w:r>
       <w:r>
+        <w:rPr>
+          <w:b w:val="0"/>
+          <w:i w:val="0"/>
+        </w:rPr>
         <w:t xml:space="preserve"> · Address 7 holds the value </w:t>
       </w:r>
       <w:r>
         <w:rPr>
           <w:b/>
+          <w:i w:val="0"/>
         </w:rPr>
         <w:t>2</w:t>
       </w:r>
       <w:r>
+        <w:rPr>
+          <w:b w:val="0"/>
+          <w:i w:val="0"/>
+        </w:rPr>
         <w:t xml:space="preserve"> · The index register holds </w:t>
       </w:r>
       <w:r>
         <w:rPr>
           <w:b/>
+          <w:i w:val="0"/>
         </w:rPr>
         <w:t>3</w:t>
       </w:r>
       <w:r>
+        <w:rPr>
+          <w:b w:val="0"/>
+          <w:i w:val="0"/>
+        </w:rPr>
         <w:t>.</w:t>
       </w:r>
     </w:p>
     <w:p>
       <w:r>
+        <w:rPr>
+          <w:b w:val="0"/>
+          <w:i w:val="0"/>
+        </w:rPr>
         <w:t xml:space="preserve">State the value loaded into the Accumulator for each mode below. </w:t>
       </w:r>
       <w:r>
         <w:rPr>
           <w:b/>
+          <w:i w:val="0"/>
         </w:rPr>
         <w:t>[3]</w:t>
       </w:r>
       <w:r>
+        <w:rPr>
+          <w:b w:val="0"/>
+          <w:i w:val="0"/>
+        </w:rPr>
         <w:t xml:space="preserve"> </w:t>
       </w:r>
       <w:r>
         <w:rPr>
+          <w:b w:val="0"/>
           <w:i/>
         </w:rPr>
         <w:t>(AO2)</w:t>
@@ -533,116 +614,124 @@
     </w:p>
     <w:p>
       <w:r>
-        <w:t xml:space="preserve">(a) Immediate: </w:t>
-      </w:r>
-      <w:r>
         <w:rPr>
-          <w:b/>
+          <w:b w:val="0"/>
+          <w:i w:val="0"/>
         </w:rPr>
-        <w:t>_</w:t>
-      </w:r>
-      <w:r>
-        <w:t xml:space="preserve">_   (b) Direct: </w:t>
-      </w:r>
-      <w:r>
-        <w:rPr>
-          <w:b/>
-        </w:rPr>
-        <w:t>_</w:t>
-      </w:r>
-      <w:r>
-        <w:t xml:space="preserve">_   (c) Indirect: </w:t>
-      </w:r>
-      <w:r>
-        <w:rPr>
-          <w:b/>
-        </w:rPr>
-        <w:t>_</w:t>
-      </w:r>
-      <w:r>
-        <w:t>_</w:t>
+        <w:t>(a) Immediate: ______   (b) Direct: ______   (c) Indirect: ______</w:t>
       </w:r>
     </w:p>
     <w:p>
       <w:r>
+        <w:rPr>
+          <w:b w:val="0"/>
+          <w:i w:val="0"/>
+        </w:rPr>
         <w:t xml:space="preserve">(d) </w:t>
       </w:r>
       <w:r>
         <w:rPr>
+          <w:b w:val="0"/>
           <w:i/>
         </w:rPr>
         <w:t>Stretch — not marked:</w:t>
       </w:r>
       <w:r>
+        <w:rPr>
+          <w:b w:val="0"/>
+          <w:i w:val="0"/>
+        </w:rPr>
         <w:t xml:space="preserve"> State the </w:t>
       </w:r>
       <w:r>
         <w:rPr>
+          <w:b w:val="0"/>
           <w:i/>
         </w:rPr>
         <w:t>effective address</w:t>
       </w:r>
       <w:r>
+        <w:rPr>
+          <w:b w:val="0"/>
+          <w:i w:val="0"/>
+        </w:rPr>
         <w:t xml:space="preserve"> used in </w:t>
       </w:r>
       <w:r>
         <w:rPr>
           <w:b/>
+          <w:i w:val="0"/>
         </w:rPr>
         <w:t>indexed</w:t>
       </w:r>
       <w:r>
-        <w:t xml:space="preserve"> addressing: </w:t>
-      </w:r>
-      <w:r>
         <w:rPr>
-          <w:b/>
+          <w:b w:val="0"/>
+          <w:i w:val="0"/>
         </w:rPr>
-        <w:t>_</w:t>
-      </w:r>
-      <w:r>
-        <w:t>_</w:t>
+        <w:t xml:space="preserve"> addressing: ______</w:t>
       </w:r>
     </w:p>
     <w:p>
       <w:r>
         <w:rPr>
           <w:b/>
+          <w:i w:val="0"/>
         </w:rPr>
         <w:t>5.</w:t>
       </w:r>
       <w:r>
+        <w:rPr>
+          <w:b w:val="0"/>
+          <w:i w:val="0"/>
+        </w:rPr>
         <w:t xml:space="preserve"> Explain the OOP concept of </w:t>
       </w:r>
       <w:r>
         <w:rPr>
           <w:b/>
+          <w:i w:val="0"/>
         </w:rPr>
         <w:t>inheritance</w:t>
       </w:r>
       <w:r>
+        <w:rPr>
+          <w:b w:val="0"/>
+          <w:i w:val="0"/>
+        </w:rPr>
         <w:t xml:space="preserve"> and give </w:t>
       </w:r>
       <w:r>
         <w:rPr>
           <w:b/>
+          <w:i w:val="0"/>
         </w:rPr>
         <w:t>one</w:t>
       </w:r>
       <w:r>
+        <w:rPr>
+          <w:b w:val="0"/>
+          <w:i w:val="0"/>
+        </w:rPr>
         <w:t xml:space="preserve"> benefit it provides to a programmer. </w:t>
       </w:r>
       <w:r>
         <w:rPr>
           <w:b/>
+          <w:i w:val="0"/>
         </w:rPr>
         <w:t>[2]</w:t>
       </w:r>
       <w:r>
+        <w:rPr>
+          <w:b w:val="0"/>
+          <w:i w:val="0"/>
+        </w:rPr>
         <w:t xml:space="preserve"> </w:t>
       </w:r>
       <w:r>
         <w:rPr>
+          <w:b w:val="0"/>
           <w:i/>
         </w:rPr>
         <w:t>(AO1)</w:t>
@@ -698,6 +787,10 @@
         <w:pStyle w:val="Heading2"/>
       </w:pPr>
       <w:r>
+        <w:rPr>
+          <w:b w:val="0"/>
+          <w:i w:val="0"/>
+        </w:rPr>
         <w:t>Part B — Retrieval: keep it fresh (~6 marks)</w:t>
       </w:r>
     </w:p>
@@ -705,59 +798,90 @@
       <w:r>
         <w:rPr>
           <w:b/>
+          <w:i w:val="0"/>
         </w:rPr>
         <w:t>6.</w:t>
       </w:r>
       <w:r>
+        <w:rPr>
+          <w:b w:val="0"/>
+          <w:i w:val="0"/>
+        </w:rPr>
         <w:t xml:space="preserve"> </w:t>
       </w:r>
       <w:r>
         <w:rPr>
+          <w:b w:val="0"/>
           <w:i/>
         </w:rPr>
         <w:t>(from 1.2.3)</w:t>
       </w:r>
       <w:r>
+        <w:rPr>
+          <w:b w:val="0"/>
+          <w:i w:val="0"/>
+        </w:rPr>
         <w:t xml:space="preserve"> State </w:t>
       </w:r>
       <w:r>
         <w:rPr>
           <w:b/>
+          <w:i w:val="0"/>
         </w:rPr>
         <w:t>two</w:t>
       </w:r>
       <w:r>
+        <w:rPr>
+          <w:b w:val="0"/>
+          <w:i w:val="0"/>
+        </w:rPr>
         <w:t xml:space="preserve"> advantages and </w:t>
       </w:r>
       <w:r>
         <w:rPr>
           <w:b/>
+          <w:i w:val="0"/>
         </w:rPr>
         <w:t>one</w:t>
       </w:r>
       <w:r>
+        <w:rPr>
+          <w:b w:val="0"/>
+          <w:i w:val="0"/>
+        </w:rPr>
         <w:t xml:space="preserve"> disadvantage of the </w:t>
       </w:r>
       <w:r>
         <w:rPr>
           <w:b/>
+          <w:i w:val="0"/>
         </w:rPr>
         <w:t>Waterfall</w:t>
       </w:r>
       <w:r>
+        <w:rPr>
+          <w:b w:val="0"/>
+          <w:i w:val="0"/>
+        </w:rPr>
         <w:t xml:space="preserve"> methodology. </w:t>
       </w:r>
       <w:r>
         <w:rPr>
           <w:b/>
+          <w:i w:val="0"/>
         </w:rPr>
         <w:t>[3]</w:t>
       </w:r>
       <w:r>
+        <w:rPr>
+          <w:b w:val="0"/>
+          <w:i w:val="0"/>
+        </w:rPr>
         <w:t xml:space="preserve"> </w:t>
       </w:r>
       <w:r>
         <w:rPr>
+          <w:b w:val="0"/>
           <w:i/>
         </w:rPr>
         <w:t>(AO1)</w:t>
@@ -820,50 +944,76 @@
       <w:r>
         <w:rPr>
           <w:b/>
+          <w:i w:val="0"/>
         </w:rPr>
         <w:t>7.</w:t>
       </w:r>
       <w:r>
+        <w:rPr>
+          <w:b w:val="0"/>
+          <w:i w:val="0"/>
+        </w:rPr>
         <w:t xml:space="preserve"> </w:t>
       </w:r>
       <w:r>
         <w:rPr>
+          <w:b w:val="0"/>
           <w:i/>
         </w:rPr>
         <w:t>(from 1.2.2)</w:t>
       </w:r>
       <w:r>
+        <w:rPr>
+          <w:b w:val="0"/>
+          <w:i w:val="0"/>
+        </w:rPr>
         <w:t xml:space="preserve"> Explain the difference between </w:t>
       </w:r>
       <w:r>
         <w:rPr>
           <w:b/>
+          <w:i w:val="0"/>
         </w:rPr>
         <w:t>static</w:t>
       </w:r>
       <w:r>
+        <w:rPr>
+          <w:b w:val="0"/>
+          <w:i w:val="0"/>
+        </w:rPr>
         <w:t xml:space="preserve"> and </w:t>
       </w:r>
       <w:r>
         <w:rPr>
           <w:b/>
+          <w:i w:val="0"/>
         </w:rPr>
         <w:t>dynamic</w:t>
       </w:r>
       <w:r>
+        <w:rPr>
+          <w:b w:val="0"/>
+          <w:i w:val="0"/>
+        </w:rPr>
         <w:t xml:space="preserve"> linking. </w:t>
       </w:r>
       <w:r>
         <w:rPr>
           <w:b/>
+          <w:i w:val="0"/>
         </w:rPr>
         <w:t>[2]</w:t>
       </w:r>
       <w:r>
+        <w:rPr>
+          <w:b w:val="0"/>
+          <w:i w:val="0"/>
+        </w:rPr>
         <w:t xml:space="preserve"> </w:t>
       </w:r>
       <w:r>
         <w:rPr>
+          <w:b w:val="0"/>
           <w:i/>
         </w:rPr>
         <w:t>(AO1)</w:t>
@@ -911,41 +1061,62 @@
       <w:r>
         <w:rPr>
           <w:b/>
+          <w:i w:val="0"/>
         </w:rPr>
         <w:t>8.</w:t>
       </w:r>
       <w:r>
+        <w:rPr>
+          <w:b w:val="0"/>
+          <w:i w:val="0"/>
+        </w:rPr>
         <w:t xml:space="preserve"> </w:t>
       </w:r>
       <w:r>
         <w:rPr>
+          <w:b w:val="0"/>
           <w:i/>
         </w:rPr>
         <w:t>(from 1.1.1)</w:t>
       </w:r>
       <w:r>
+        <w:rPr>
+          <w:b w:val="0"/>
+          <w:i w:val="0"/>
+        </w:rPr>
         <w:t xml:space="preserve"> State the purpose of the </w:t>
       </w:r>
       <w:r>
         <w:rPr>
           <w:b/>
+          <w:i w:val="0"/>
         </w:rPr>
         <w:t>Accumulator (ACC)</w:t>
       </w:r>
       <w:r>
+        <w:rPr>
+          <w:b w:val="0"/>
+          <w:i w:val="0"/>
+        </w:rPr>
         <w:t xml:space="preserve"> register. </w:t>
       </w:r>
       <w:r>
         <w:rPr>
           <w:b/>
+          <w:i w:val="0"/>
         </w:rPr>
         <w:t>[1]</w:t>
       </w:r>
       <w:r>
+        <w:rPr>
+          <w:b w:val="0"/>
+          <w:i w:val="0"/>
+        </w:rPr>
         <w:t xml:space="preserve"> </w:t>
       </w:r>
       <w:r>
         <w:rPr>
+          <w:b w:val="0"/>
           <w:i/>
         </w:rPr>
         <w:t>(AO1)</w:t>

--- a/Course/1 Component 1 - Computer Systems/1.2 Software and Software Development/1.2.4 Types of Programming Language/4 Homework (editable).docx
+++ b/Course/1 Component 1 - Computer Systems/1.2 Software and Software Development/1.2.4 Types of Programming Language/4 Homework (editable).docx
@@ -102,30 +102,32 @@
         <w:t>(AO1)</w:t>
       </w:r>
     </w:p>
-    <w:p>
-      <w:pPr>
-        <w:spacing w:before="260"/>
-        <w:pBdr>
-          <w:bottom w:val="single" w:sz="4" w:space="1" w:color="AAB4C0"/>
-        </w:pBdr>
-      </w:pPr>
-    </w:p>
-    <w:p>
-      <w:pPr>
-        <w:spacing w:before="260"/>
-        <w:pBdr>
-          <w:bottom w:val="single" w:sz="4" w:space="1" w:color="AAB4C0"/>
-        </w:pBdr>
-      </w:pPr>
-    </w:p>
-    <w:p>
-      <w:pPr>
-        <w:spacing w:before="260"/>
-        <w:pBdr>
-          <w:bottom w:val="single" w:sz="4" w:space="1" w:color="AAB4C0"/>
-        </w:pBdr>
-      </w:pPr>
-    </w:p>
+    <w:tbl>
+      <w:tblPr>
+        <w:tblStyle w:val="TableGrid"/>
+        <w:tblW w:type="auto" w:w="0"/>
+        <w:tblLook w:firstColumn="1" w:firstRow="1" w:lastColumn="0" w:lastRow="0" w:noHBand="0" w:noVBand="1" w:val="04A0"/>
+      </w:tblPr>
+      <w:tblGrid>
+        <w:gridCol w:w="8640"/>
+      </w:tblGrid>
+      <w:tr>
+        <w:trPr>
+          <w:trHeight w:val="1020" w:hRule="atLeast"/>
+        </w:trPr>
+        <w:tc>
+          <w:tcPr>
+            <w:tcW w:type="dxa" w:w="8640"/>
+          </w:tcPr>
+          <w:p>
+            <w:pPr>
+              <w:spacing w:before="40"/>
+            </w:pPr>
+          </w:p>
+        </w:tc>
+      </w:tr>
+    </w:tbl>
+    <w:p/>
     <w:p>
       <w:pPr>
         <w:pBdr>
@@ -205,38 +207,32 @@
         <w:t>(AO1)</w:t>
       </w:r>
     </w:p>
-    <w:p>
-      <w:pPr>
-        <w:spacing w:before="260"/>
-        <w:pBdr>
-          <w:bottom w:val="single" w:sz="4" w:space="1" w:color="AAB4C0"/>
-        </w:pBdr>
-      </w:pPr>
-    </w:p>
-    <w:p>
-      <w:pPr>
-        <w:spacing w:before="260"/>
-        <w:pBdr>
-          <w:bottom w:val="single" w:sz="4" w:space="1" w:color="AAB4C0"/>
-        </w:pBdr>
-      </w:pPr>
-    </w:p>
-    <w:p>
-      <w:pPr>
-        <w:spacing w:before="260"/>
-        <w:pBdr>
-          <w:bottom w:val="single" w:sz="4" w:space="1" w:color="AAB4C0"/>
-        </w:pBdr>
-      </w:pPr>
-    </w:p>
-    <w:p>
-      <w:pPr>
-        <w:spacing w:before="260"/>
-        <w:pBdr>
-          <w:bottom w:val="single" w:sz="4" w:space="1" w:color="AAB4C0"/>
-        </w:pBdr>
-      </w:pPr>
-    </w:p>
+    <w:tbl>
+      <w:tblPr>
+        <w:tblStyle w:val="TableGrid"/>
+        <w:tblW w:type="auto" w:w="0"/>
+        <w:tblLook w:firstColumn="1" w:firstRow="1" w:lastColumn="0" w:lastRow="0" w:noHBand="0" w:noVBand="1" w:val="04A0"/>
+      </w:tblPr>
+      <w:tblGrid>
+        <w:gridCol w:w="8640"/>
+      </w:tblGrid>
+      <w:tr>
+        <w:trPr>
+          <w:trHeight w:val="1360" w:hRule="atLeast"/>
+        </w:trPr>
+        <w:tc>
+          <w:tcPr>
+            <w:tcW w:type="dxa" w:w="8640"/>
+          </w:tcPr>
+          <w:p>
+            <w:pPr>
+              <w:spacing w:before="40"/>
+            </w:pPr>
+          </w:p>
+        </w:tc>
+      </w:tr>
+    </w:tbl>
+    <w:p/>
     <w:p>
       <w:pPr>
         <w:pBdr>
@@ -334,30 +330,32 @@
         <w:t>(AO2)</w:t>
       </w:r>
     </w:p>
-    <w:p>
-      <w:pPr>
-        <w:spacing w:before="260"/>
-        <w:pBdr>
-          <w:bottom w:val="single" w:sz="4" w:space="1" w:color="AAB4C0"/>
-        </w:pBdr>
-      </w:pPr>
-    </w:p>
-    <w:p>
-      <w:pPr>
-        <w:spacing w:before="260"/>
-        <w:pBdr>
-          <w:bottom w:val="single" w:sz="4" w:space="1" w:color="AAB4C0"/>
-        </w:pBdr>
-      </w:pPr>
-    </w:p>
-    <w:p>
-      <w:pPr>
-        <w:spacing w:before="260"/>
-        <w:pBdr>
-          <w:bottom w:val="single" w:sz="4" w:space="1" w:color="AAB4C0"/>
-        </w:pBdr>
-      </w:pPr>
-    </w:p>
+    <w:tbl>
+      <w:tblPr>
+        <w:tblStyle w:val="TableGrid"/>
+        <w:tblW w:type="auto" w:w="0"/>
+        <w:tblLook w:firstColumn="1" w:firstRow="1" w:lastColumn="0" w:lastRow="0" w:noHBand="0" w:noVBand="1" w:val="04A0"/>
+      </w:tblPr>
+      <w:tblGrid>
+        <w:gridCol w:w="8640"/>
+      </w:tblGrid>
+      <w:tr>
+        <w:trPr>
+          <w:trHeight w:val="1020" w:hRule="atLeast"/>
+        </w:trPr>
+        <w:tc>
+          <w:tcPr>
+            <w:tcW w:type="dxa" w:w="8640"/>
+          </w:tcPr>
+          <w:p>
+            <w:pPr>
+              <w:spacing w:before="40"/>
+            </w:pPr>
+          </w:p>
+        </w:tc>
+      </w:tr>
+    </w:tbl>
+    <w:p/>
     <w:p>
       <w:pPr>
         <w:pBdr>
@@ -411,30 +409,32 @@
         <w:t>(AO1)</w:t>
       </w:r>
     </w:p>
-    <w:p>
-      <w:pPr>
-        <w:spacing w:before="260"/>
-        <w:pBdr>
-          <w:bottom w:val="single" w:sz="4" w:space="1" w:color="AAB4C0"/>
-        </w:pBdr>
-      </w:pPr>
-    </w:p>
-    <w:p>
-      <w:pPr>
-        <w:spacing w:before="260"/>
-        <w:pBdr>
-          <w:bottom w:val="single" w:sz="4" w:space="1" w:color="AAB4C0"/>
-        </w:pBdr>
-      </w:pPr>
-    </w:p>
-    <w:p>
-      <w:pPr>
-        <w:spacing w:before="260"/>
-        <w:pBdr>
-          <w:bottom w:val="single" w:sz="4" w:space="1" w:color="AAB4C0"/>
-        </w:pBdr>
-      </w:pPr>
-    </w:p>
+    <w:tbl>
+      <w:tblPr>
+        <w:tblStyle w:val="TableGrid"/>
+        <w:tblW w:type="auto" w:w="0"/>
+        <w:tblLook w:firstColumn="1" w:firstRow="1" w:lastColumn="0" w:lastRow="0" w:noHBand="0" w:noVBand="1" w:val="04A0"/>
+      </w:tblPr>
+      <w:tblGrid>
+        <w:gridCol w:w="8640"/>
+      </w:tblGrid>
+      <w:tr>
+        <w:trPr>
+          <w:trHeight w:val="1020" w:hRule="atLeast"/>
+        </w:trPr>
+        <w:tc>
+          <w:tcPr>
+            <w:tcW w:type="dxa" w:w="8640"/>
+          </w:tcPr>
+          <w:p>
+            <w:pPr>
+              <w:spacing w:before="40"/>
+            </w:pPr>
+          </w:p>
+        </w:tc>
+      </w:tr>
+    </w:tbl>
+    <w:p/>
     <w:p>
       <w:pPr>
         <w:pBdr>
@@ -580,38 +580,32 @@
         <w:t>(AO2)</w:t>
       </w:r>
     </w:p>
-    <w:p>
-      <w:pPr>
-        <w:spacing w:before="260"/>
-        <w:pBdr>
-          <w:bottom w:val="single" w:sz="4" w:space="1" w:color="AAB4C0"/>
-        </w:pBdr>
-      </w:pPr>
-    </w:p>
-    <w:p>
-      <w:pPr>
-        <w:spacing w:before="260"/>
-        <w:pBdr>
-          <w:bottom w:val="single" w:sz="4" w:space="1" w:color="AAB4C0"/>
-        </w:pBdr>
-      </w:pPr>
-    </w:p>
-    <w:p>
-      <w:pPr>
-        <w:spacing w:before="260"/>
-        <w:pBdr>
-          <w:bottom w:val="single" w:sz="4" w:space="1" w:color="AAB4C0"/>
-        </w:pBdr>
-      </w:pPr>
-    </w:p>
-    <w:p>
-      <w:pPr>
-        <w:spacing w:before="260"/>
-        <w:pBdr>
-          <w:bottom w:val="single" w:sz="4" w:space="1" w:color="AAB4C0"/>
-        </w:pBdr>
-      </w:pPr>
-    </w:p>
+    <w:tbl>
+      <w:tblPr>
+        <w:tblStyle w:val="TableGrid"/>
+        <w:tblW w:type="auto" w:w="0"/>
+        <w:tblLook w:firstColumn="1" w:firstRow="1" w:lastColumn="0" w:lastRow="0" w:noHBand="0" w:noVBand="1" w:val="04A0"/>
+      </w:tblPr>
+      <w:tblGrid>
+        <w:gridCol w:w="8640"/>
+      </w:tblGrid>
+      <w:tr>
+        <w:trPr>
+          <w:trHeight w:val="1360" w:hRule="atLeast"/>
+        </w:trPr>
+        <w:tc>
+          <w:tcPr>
+            <w:tcW w:type="dxa" w:w="8640"/>
+          </w:tcPr>
+          <w:p>
+            <w:pPr>
+              <w:spacing w:before="40"/>
+            </w:pPr>
+          </w:p>
+        </w:tc>
+      </w:tr>
+    </w:tbl>
+    <w:p/>
     <w:p>
       <w:r>
         <w:rPr>
@@ -737,30 +731,32 @@
         <w:t>(AO1)</w:t>
       </w:r>
     </w:p>
-    <w:p>
-      <w:pPr>
-        <w:spacing w:before="260"/>
-        <w:pBdr>
-          <w:bottom w:val="single" w:sz="4" w:space="1" w:color="AAB4C0"/>
-        </w:pBdr>
-      </w:pPr>
-    </w:p>
-    <w:p>
-      <w:pPr>
-        <w:spacing w:before="260"/>
-        <w:pBdr>
-          <w:bottom w:val="single" w:sz="4" w:space="1" w:color="AAB4C0"/>
-        </w:pBdr>
-      </w:pPr>
-    </w:p>
-    <w:p>
-      <w:pPr>
-        <w:spacing w:before="260"/>
-        <w:pBdr>
-          <w:bottom w:val="single" w:sz="4" w:space="1" w:color="AAB4C0"/>
-        </w:pBdr>
-      </w:pPr>
-    </w:p>
+    <w:tbl>
+      <w:tblPr>
+        <w:tblStyle w:val="TableGrid"/>
+        <w:tblW w:type="auto" w:w="0"/>
+        <w:tblLook w:firstColumn="1" w:firstRow="1" w:lastColumn="0" w:lastRow="0" w:noHBand="0" w:noVBand="1" w:val="04A0"/>
+      </w:tblPr>
+      <w:tblGrid>
+        <w:gridCol w:w="8640"/>
+      </w:tblGrid>
+      <w:tr>
+        <w:trPr>
+          <w:trHeight w:val="1020" w:hRule="atLeast"/>
+        </w:trPr>
+        <w:tc>
+          <w:tcPr>
+            <w:tcW w:type="dxa" w:w="8640"/>
+          </w:tcPr>
+          <w:p>
+            <w:pPr>
+              <w:spacing w:before="40"/>
+            </w:pPr>
+          </w:p>
+        </w:tc>
+      </w:tr>
+    </w:tbl>
+    <w:p/>
     <w:p>
       <w:pPr>
         <w:pBdr>
@@ -887,38 +883,32 @@
         <w:t>(AO1)</w:t>
       </w:r>
     </w:p>
-    <w:p>
-      <w:pPr>
-        <w:spacing w:before="260"/>
-        <w:pBdr>
-          <w:bottom w:val="single" w:sz="4" w:space="1" w:color="AAB4C0"/>
-        </w:pBdr>
-      </w:pPr>
-    </w:p>
-    <w:p>
-      <w:pPr>
-        <w:spacing w:before="260"/>
-        <w:pBdr>
-          <w:bottom w:val="single" w:sz="4" w:space="1" w:color="AAB4C0"/>
-        </w:pBdr>
-      </w:pPr>
-    </w:p>
-    <w:p>
-      <w:pPr>
-        <w:spacing w:before="260"/>
-        <w:pBdr>
-          <w:bottom w:val="single" w:sz="4" w:space="1" w:color="AAB4C0"/>
-        </w:pBdr>
-      </w:pPr>
-    </w:p>
-    <w:p>
-      <w:pPr>
-        <w:spacing w:before="260"/>
-        <w:pBdr>
-          <w:bottom w:val="single" w:sz="4" w:space="1" w:color="AAB4C0"/>
-        </w:pBdr>
-      </w:pPr>
-    </w:p>
+    <w:tbl>
+      <w:tblPr>
+        <w:tblStyle w:val="TableGrid"/>
+        <w:tblW w:type="auto" w:w="0"/>
+        <w:tblLook w:firstColumn="1" w:firstRow="1" w:lastColumn="0" w:lastRow="0" w:noHBand="0" w:noVBand="1" w:val="04A0"/>
+      </w:tblPr>
+      <w:tblGrid>
+        <w:gridCol w:w="8640"/>
+      </w:tblGrid>
+      <w:tr>
+        <w:trPr>
+          <w:trHeight w:val="1360" w:hRule="atLeast"/>
+        </w:trPr>
+        <w:tc>
+          <w:tcPr>
+            <w:tcW w:type="dxa" w:w="8640"/>
+          </w:tcPr>
+          <w:p>
+            <w:pPr>
+              <w:spacing w:before="40"/>
+            </w:pPr>
+          </w:p>
+        </w:tc>
+      </w:tr>
+    </w:tbl>
+    <w:p/>
     <w:p>
       <w:pPr>
         <w:pBdr>
@@ -1019,30 +1009,32 @@
         <w:t>(AO1)</w:t>
       </w:r>
     </w:p>
-    <w:p>
-      <w:pPr>
-        <w:spacing w:before="260"/>
-        <w:pBdr>
-          <w:bottom w:val="single" w:sz="4" w:space="1" w:color="AAB4C0"/>
-        </w:pBdr>
-      </w:pPr>
-    </w:p>
-    <w:p>
-      <w:pPr>
-        <w:spacing w:before="260"/>
-        <w:pBdr>
-          <w:bottom w:val="single" w:sz="4" w:space="1" w:color="AAB4C0"/>
-        </w:pBdr>
-      </w:pPr>
-    </w:p>
-    <w:p>
-      <w:pPr>
-        <w:spacing w:before="260"/>
-        <w:pBdr>
-          <w:bottom w:val="single" w:sz="4" w:space="1" w:color="AAB4C0"/>
-        </w:pBdr>
-      </w:pPr>
-    </w:p>
+    <w:tbl>
+      <w:tblPr>
+        <w:tblStyle w:val="TableGrid"/>
+        <w:tblW w:type="auto" w:w="0"/>
+        <w:tblLook w:firstColumn="1" w:firstRow="1" w:lastColumn="0" w:lastRow="0" w:noHBand="0" w:noVBand="1" w:val="04A0"/>
+      </w:tblPr>
+      <w:tblGrid>
+        <w:gridCol w:w="8640"/>
+      </w:tblGrid>
+      <w:tr>
+        <w:trPr>
+          <w:trHeight w:val="1020" w:hRule="atLeast"/>
+        </w:trPr>
+        <w:tc>
+          <w:tcPr>
+            <w:tcW w:type="dxa" w:w="8640"/>
+          </w:tcPr>
+          <w:p>
+            <w:pPr>
+              <w:spacing w:before="40"/>
+            </w:pPr>
+          </w:p>
+        </w:tc>
+      </w:tr>
+    </w:tbl>
+    <w:p/>
     <w:p>
       <w:pPr>
         <w:pBdr>
@@ -1122,22 +1114,32 @@
         <w:t>(AO1)</w:t>
       </w:r>
     </w:p>
-    <w:p>
-      <w:pPr>
-        <w:spacing w:before="260"/>
-        <w:pBdr>
-          <w:bottom w:val="single" w:sz="4" w:space="1" w:color="AAB4C0"/>
-        </w:pBdr>
-      </w:pPr>
-    </w:p>
-    <w:p>
-      <w:pPr>
-        <w:spacing w:before="260"/>
-        <w:pBdr>
-          <w:bottom w:val="single" w:sz="4" w:space="1" w:color="AAB4C0"/>
-        </w:pBdr>
-      </w:pPr>
-    </w:p>
+    <w:tbl>
+      <w:tblPr>
+        <w:tblStyle w:val="TableGrid"/>
+        <w:tblW w:type="auto" w:w="0"/>
+        <w:tblLook w:firstColumn="1" w:firstRow="1" w:lastColumn="0" w:lastRow="0" w:noHBand="0" w:noVBand="1" w:val="04A0"/>
+      </w:tblPr>
+      <w:tblGrid>
+        <w:gridCol w:w="8640"/>
+      </w:tblGrid>
+      <w:tr>
+        <w:trPr>
+          <w:trHeight w:val="680" w:hRule="atLeast"/>
+        </w:trPr>
+        <w:tc>
+          <w:tcPr>
+            <w:tcW w:type="dxa" w:w="8640"/>
+          </w:tcPr>
+          <w:p>
+            <w:pPr>
+              <w:spacing w:before="40"/>
+            </w:pPr>
+          </w:p>
+        </w:tc>
+      </w:tr>
+    </w:tbl>
+    <w:p/>
     <w:p>
       <w:pPr>
         <w:pBdr>

--- a/Course/1 Component 1 - Computer Systems/1.2 Software and Software Development/1.2.4 Types of Programming Language/4 Homework (editable).docx
+++ b/Course/1 Component 1 - Computer Systems/1.2 Software and Software Development/1.2.4 Types of Programming Language/4 Homework (editable).docx
@@ -78,7 +78,7 @@
           <w:b w:val="0"/>
           <w:i w:val="0"/>
         </w:rPr>
-        <w:t xml:space="preserve">, and explain why no single paradigm is best for every problem. </w:t>
+        <w:t xml:space="preserve">, and explain why a programmer may need to choose between different paradigms. </w:t>
       </w:r>
       <w:r>
         <w:rPr>
@@ -162,14 +162,14 @@
           <w:b/>
           <w:i w:val="0"/>
         </w:rPr>
-        <w:t>three</w:t>
+        <w:t>two</w:t>
       </w:r>
       <w:r>
         <w:rPr>
           <w:b w:val="0"/>
           <w:i w:val="0"/>
         </w:rPr>
-        <w:t xml:space="preserve"> features that characterise the </w:t>
+        <w:t xml:space="preserve"> features of a </w:t>
       </w:r>
       <w:r>
         <w:rPr>
@@ -183,209 +183,7 @@
           <w:b w:val="0"/>
           <w:i w:val="0"/>
         </w:rPr>
-        <w:t xml:space="preserve"> paradigm. </w:t>
-      </w:r>
-      <w:r>
-        <w:rPr>
-          <w:b/>
-          <w:i w:val="0"/>
-        </w:rPr>
-        <w:t>[3]</w:t>
-      </w:r>
-      <w:r>
-        <w:rPr>
-          <w:b w:val="0"/>
-          <w:i w:val="0"/>
-        </w:rPr>
-        <w:t xml:space="preserve"> </w:t>
-      </w:r>
-      <w:r>
-        <w:rPr>
-          <w:b w:val="0"/>
-          <w:i/>
-        </w:rPr>
-        <w:t>(AO1)</w:t>
-      </w:r>
-    </w:p>
-    <w:tbl>
-      <w:tblPr>
-        <w:tblStyle w:val="TableGrid"/>
-        <w:tblW w:type="auto" w:w="0"/>
-        <w:tblLook w:firstColumn="1" w:firstRow="1" w:lastColumn="0" w:lastRow="0" w:noHBand="0" w:noVBand="1" w:val="04A0"/>
-      </w:tblPr>
-      <w:tblGrid>
-        <w:gridCol w:w="8640"/>
-      </w:tblGrid>
-      <w:tr>
-        <w:trPr>
-          <w:trHeight w:val="1360" w:hRule="atLeast"/>
-        </w:trPr>
-        <w:tc>
-          <w:tcPr>
-            <w:tcW w:type="dxa" w:w="8640"/>
-          </w:tcPr>
-          <w:p>
-            <w:pPr>
-              <w:spacing w:before="40"/>
-            </w:pPr>
-          </w:p>
-        </w:tc>
-      </w:tr>
-    </w:tbl>
-    <w:p/>
-    <w:p>
-      <w:pPr>
-        <w:pBdr>
-          <w:bottom w:val="single" w:sz="6" w:space="1" w:color="AAAAAA"/>
-        </w:pBdr>
-      </w:pPr>
-    </w:p>
-    <w:p>
-      <w:pPr>
-        <w:pBdr>
-          <w:bottom w:val="single" w:sz="6" w:space="1" w:color="AAAAAA"/>
-        </w:pBdr>
-      </w:pPr>
-    </w:p>
-    <w:p>
-      <w:pPr>
-        <w:pBdr>
-          <w:bottom w:val="single" w:sz="6" w:space="1" w:color="AAAAAA"/>
-        </w:pBdr>
-      </w:pPr>
-    </w:p>
-    <w:p>
-      <w:r>
-        <w:rPr>
-          <w:b/>
-          <w:i w:val="0"/>
-        </w:rPr>
-        <w:t>3.</w:t>
-      </w:r>
-      <w:r>
-        <w:rPr>
-          <w:b w:val="0"/>
-          <w:i w:val="0"/>
-        </w:rPr>
-        <w:t xml:space="preserve"> The following Little Man Computer (LMC) program reads two numbers and outputs a result.</w:t>
-      </w:r>
-    </w:p>
-    <w:p>
-      <w:pPr>
-        <w:shd w:fill="F2F2F2"/>
-      </w:pPr>
-      <w:r>
-        <w:rPr>
-          <w:rFonts w:ascii="Consolas" w:hAnsi="Consolas"/>
-          <w:sz w:val="18"/>
-        </w:rPr>
-        <w:t xml:space="preserve">        INP</w:t>
-        <w:br/>
-        <w:t xml:space="preserve">        STA  first</w:t>
-        <w:br/>
-        <w:t xml:space="preserve">        INP</w:t>
-        <w:br/>
-        <w:t xml:space="preserve">        SUB  first</w:t>
-        <w:br/>
-        <w:t xml:space="preserve">        BRP  positive</w:t>
-        <w:br/>
-        <w:t xml:space="preserve">        OUT</w:t>
-        <w:br/>
-        <w:t xml:space="preserve">        HLT</w:t>
-        <w:br/>
-        <w:t>positive OUT</w:t>
-        <w:br/>
-        <w:t xml:space="preserve">        HLT</w:t>
-        <w:br/>
-        <w:t>first   DAT</w:t>
-      </w:r>
-    </w:p>
-    <w:p>
-      <w:r>
-        <w:rPr>
-          <w:b w:val="0"/>
-          <w:i w:val="0"/>
-        </w:rPr>
-        <w:t xml:space="preserve">(a) Describe in words what value this program outputs. </w:t>
-      </w:r>
-      <w:r>
-        <w:rPr>
-          <w:b/>
-          <w:i w:val="0"/>
-        </w:rPr>
-        <w:t>[2]</w:t>
-      </w:r>
-      <w:r>
-        <w:rPr>
-          <w:b w:val="0"/>
-          <w:i w:val="0"/>
-        </w:rPr>
-        <w:t xml:space="preserve"> </w:t>
-      </w:r>
-      <w:r>
-        <w:rPr>
-          <w:b w:val="0"/>
-          <w:i/>
-        </w:rPr>
-        <w:t>(AO2)</w:t>
-      </w:r>
-    </w:p>
-    <w:tbl>
-      <w:tblPr>
-        <w:tblStyle w:val="TableGrid"/>
-        <w:tblW w:type="auto" w:w="0"/>
-        <w:tblLook w:firstColumn="1" w:firstRow="1" w:lastColumn="0" w:lastRow="0" w:noHBand="0" w:noVBand="1" w:val="04A0"/>
-      </w:tblPr>
-      <w:tblGrid>
-        <w:gridCol w:w="8640"/>
-      </w:tblGrid>
-      <w:tr>
-        <w:trPr>
-          <w:trHeight w:val="1020" w:hRule="atLeast"/>
-        </w:trPr>
-        <w:tc>
-          <w:tcPr>
-            <w:tcW w:type="dxa" w:w="8640"/>
-          </w:tcPr>
-          <w:p>
-            <w:pPr>
-              <w:spacing w:before="40"/>
-            </w:pPr>
-          </w:p>
-        </w:tc>
-      </w:tr>
-    </w:tbl>
-    <w:p/>
-    <w:p>
-      <w:pPr>
-        <w:pBdr>
-          <w:bottom w:val="single" w:sz="6" w:space="1" w:color="AAAAAA"/>
-        </w:pBdr>
-      </w:pPr>
-    </w:p>
-    <w:p>
-      <w:r>
-        <w:rPr>
-          <w:b w:val="0"/>
-          <w:i w:val="0"/>
-        </w:rPr>
-        <w:t xml:space="preserve">(b) State what the </w:t>
-      </w:r>
-      <w:r>
-        <w:rPr>
-          <w:rFonts w:ascii="Consolas" w:hAnsi="Consolas"/>
-          <w:b w:val="0"/>
-          <w:i w:val="0"/>
-          <w:sz w:val="19"/>
-        </w:rPr>
-        <w:t>BRP</w:t>
-      </w:r>
-      <w:r>
-        <w:rPr>
-          <w:b w:val="0"/>
-          <w:i w:val="0"/>
-        </w:rPr>
-        <w:t xml:space="preserve"> instruction does and why it is used here. </w:t>
+        <w:t xml:space="preserve"> programming language. </w:t>
       </w:r>
       <w:r>
         <w:rPr>
@@ -455,7 +253,110 @@
           <w:b/>
           <w:i w:val="0"/>
         </w:rPr>
-        <w:t>4.</w:t>
+        <w:t>3.</w:t>
+      </w:r>
+      <w:r>
+        <w:rPr>
+          <w:b w:val="0"/>
+          <w:i w:val="0"/>
+        </w:rPr>
+        <w:t xml:space="preserve"> The following Little Man Computer (LMC) program inputs two numbers.</w:t>
+      </w:r>
+    </w:p>
+    <w:p>
+      <w:pPr>
+        <w:shd w:fill="F2F2F2"/>
+      </w:pPr>
+      <w:r>
+        <w:rPr>
+          <w:rFonts w:ascii="Consolas" w:hAnsi="Consolas"/>
+          <w:sz w:val="18"/>
+        </w:rPr>
+        <w:t xml:space="preserve">         INP</w:t>
+        <w:br/>
+        <w:t xml:space="preserve">         STA  first</w:t>
+        <w:br/>
+        <w:t xml:space="preserve">         INP</w:t>
+        <w:br/>
+        <w:t xml:space="preserve">         STA  second</w:t>
+        <w:br/>
+        <w:t xml:space="preserve">         SUB  first</w:t>
+        <w:br/>
+        <w:t xml:space="preserve">         BRP  big</w:t>
+        <w:br/>
+        <w:t xml:space="preserve">         LDA  first</w:t>
+        <w:br/>
+        <w:t xml:space="preserve">         OUT</w:t>
+        <w:br/>
+        <w:t xml:space="preserve">         HLT</w:t>
+        <w:br/>
+        <w:t>big      LDA  second</w:t>
+        <w:br/>
+        <w:t xml:space="preserve">         OUT</w:t>
+        <w:br/>
+        <w:t xml:space="preserve">         HLT</w:t>
+        <w:br/>
+        <w:t>first    DAT</w:t>
+        <w:br/>
+        <w:t>second   DAT</w:t>
+      </w:r>
+    </w:p>
+    <w:p>
+      <w:r>
+        <w:rPr>
+          <w:b w:val="0"/>
+          <w:i w:val="0"/>
+        </w:rPr>
+        <w:t xml:space="preserve">(a) The user inputs </w:t>
+      </w:r>
+      <w:r>
+        <w:rPr>
+          <w:b/>
+          <w:i w:val="0"/>
+        </w:rPr>
+        <w:t>5</w:t>
+      </w:r>
+      <w:r>
+        <w:rPr>
+          <w:b w:val="0"/>
+          <w:i w:val="0"/>
+        </w:rPr>
+        <w:t xml:space="preserve"> and then </w:t>
+      </w:r>
+      <w:r>
+        <w:rPr>
+          <w:b/>
+          <w:i w:val="0"/>
+        </w:rPr>
+        <w:t>9</w:t>
+      </w:r>
+      <w:r>
+        <w:rPr>
+          <w:b w:val="0"/>
+          <w:i w:val="0"/>
+        </w:rPr>
+        <w:t xml:space="preserve">. State the value output, and describe the purpose of the program for </w:t>
+      </w:r>
+      <w:r>
+        <w:rPr>
+          <w:b/>
+          <w:i w:val="0"/>
+        </w:rPr>
+        <w:t>any</w:t>
+      </w:r>
+      <w:r>
+        <w:rPr>
+          <w:b w:val="0"/>
+          <w:i w:val="0"/>
+        </w:rPr>
+        <w:t xml:space="preserve"> two inputs. </w:t>
+      </w:r>
+      <w:r>
+        <w:rPr>
+          <w:b/>
+          <w:i w:val="0"/>
+        </w:rPr>
+        <w:t>[2]</w:t>
       </w:r>
       <w:r>
         <w:rPr>
@@ -466,17 +367,152 @@
       </w:r>
       <w:r>
         <w:rPr>
-          <w:b/>
+          <w:b w:val="0"/>
+          <w:i/>
+        </w:rPr>
+        <w:t>(AO2)</w:t>
+      </w:r>
+    </w:p>
+    <w:tbl>
+      <w:tblPr>
+        <w:tblStyle w:val="TableGrid"/>
+        <w:tblW w:type="auto" w:w="0"/>
+        <w:tblLook w:firstColumn="1" w:firstRow="1" w:lastColumn="0" w:lastRow="0" w:noHBand="0" w:noVBand="1" w:val="04A0"/>
+      </w:tblPr>
+      <w:tblGrid>
+        <w:gridCol w:w="8640"/>
+      </w:tblGrid>
+      <w:tr>
+        <w:trPr>
+          <w:trHeight w:val="1020" w:hRule="atLeast"/>
+        </w:trPr>
+        <w:tc>
+          <w:tcPr>
+            <w:tcW w:type="dxa" w:w="8640"/>
+          </w:tcPr>
+          <w:p>
+            <w:pPr>
+              <w:spacing w:before="40"/>
+            </w:pPr>
+          </w:p>
+        </w:tc>
+      </w:tr>
+    </w:tbl>
+    <w:p/>
+    <w:p>
+      <w:pPr>
+        <w:pBdr>
+          <w:bottom w:val="single" w:sz="6" w:space="1" w:color="AAAAAA"/>
+        </w:pBdr>
+      </w:pPr>
+    </w:p>
+    <w:p>
+      <w:pPr>
+        <w:pBdr>
+          <w:bottom w:val="single" w:sz="6" w:space="1" w:color="AAAAAA"/>
+        </w:pBdr>
+      </w:pPr>
+    </w:p>
+    <w:p>
+      <w:r>
+        <w:rPr>
+          <w:b w:val="0"/>
           <w:i w:val="0"/>
         </w:rPr>
-        <w:t>Addressing-mode calculation.</w:t>
+        <w:t xml:space="preserve">(b) Describe what the instruction </w:t>
+      </w:r>
+      <w:r>
+        <w:rPr>
+          <w:rFonts w:ascii="Consolas" w:hAnsi="Consolas"/>
+          <w:b w:val="0"/>
+          <w:i w:val="0"/>
+          <w:sz w:val="19"/>
+        </w:rPr>
+        <w:t>BRP big</w:t>
       </w:r>
       <w:r>
         <w:rPr>
           <w:b w:val="0"/>
           <w:i w:val="0"/>
         </w:rPr>
-        <w:t xml:space="preserve"> A processor executes </w:t>
+        <w:t xml:space="preserve"> does, and explain why it is needed in this program. </w:t>
+      </w:r>
+      <w:r>
+        <w:rPr>
+          <w:b/>
+          <w:i w:val="0"/>
+        </w:rPr>
+        <w:t>[2]</w:t>
+      </w:r>
+      <w:r>
+        <w:rPr>
+          <w:b w:val="0"/>
+          <w:i w:val="0"/>
+        </w:rPr>
+        <w:t xml:space="preserve"> </w:t>
+      </w:r>
+      <w:r>
+        <w:rPr>
+          <w:b w:val="0"/>
+          <w:i/>
+        </w:rPr>
+        <w:t>(AO1/AO2)</w:t>
+      </w:r>
+    </w:p>
+    <w:tbl>
+      <w:tblPr>
+        <w:tblStyle w:val="TableGrid"/>
+        <w:tblW w:type="auto" w:w="0"/>
+        <w:tblLook w:firstColumn="1" w:firstRow="1" w:lastColumn="0" w:lastRow="0" w:noHBand="0" w:noVBand="1" w:val="04A0"/>
+      </w:tblPr>
+      <w:tblGrid>
+        <w:gridCol w:w="8640"/>
+      </w:tblGrid>
+      <w:tr>
+        <w:trPr>
+          <w:trHeight w:val="1020" w:hRule="atLeast"/>
+        </w:trPr>
+        <w:tc>
+          <w:tcPr>
+            <w:tcW w:type="dxa" w:w="8640"/>
+          </w:tcPr>
+          <w:p>
+            <w:pPr>
+              <w:spacing w:before="40"/>
+            </w:pPr>
+          </w:p>
+        </w:tc>
+      </w:tr>
+    </w:tbl>
+    <w:p/>
+    <w:p>
+      <w:pPr>
+        <w:pBdr>
+          <w:bottom w:val="single" w:sz="6" w:space="1" w:color="AAAAAA"/>
+        </w:pBdr>
+      </w:pPr>
+    </w:p>
+    <w:p>
+      <w:pPr>
+        <w:pBdr>
+          <w:bottom w:val="single" w:sz="6" w:space="1" w:color="AAAAAA"/>
+        </w:pBdr>
+      </w:pPr>
+    </w:p>
+    <w:p>
+      <w:r>
+        <w:rPr>
+          <w:b/>
+          <w:i w:val="0"/>
+        </w:rPr>
+        <w:t>4.</w:t>
+      </w:r>
+      <w:r>
+        <w:rPr>
+          <w:b w:val="0"/>
+          <w:i w:val="0"/>
+        </w:rPr>
+        <w:t xml:space="preserve"> A processor executes the instruction </w:t>
       </w:r>
       <w:r>
         <w:rPr>
@@ -492,7 +528,7 @@
           <w:b w:val="0"/>
           <w:i w:val="0"/>
         </w:rPr>
-        <w:t>. The relevant memory contents are:</w:t>
+        <w:t>. The relevant contents of memory and registers are:</w:t>
       </w:r>
     </w:p>
     <w:p>
@@ -513,6 +549,20 @@
           <w:i w:val="0"/>
         </w:rPr>
         <w:t>7</w:t>
+      </w:r>
+      <w:r>
+        <w:rPr>
+          <w:b w:val="0"/>
+          <w:i w:val="0"/>
+        </w:rPr>
+        <w:t xml:space="preserve"> · Address 6 holds the value </w:t>
+      </w:r>
+      <w:r>
+        <w:rPr>
+          <w:b/>
+          <w:i w:val="0"/>
+        </w:rPr>
+        <w:t>9</w:t>
       </w:r>
       <w:r>
         <w:rPr>
@@ -540,7 +590,7 @@
           <w:b/>
           <w:i w:val="0"/>
         </w:rPr>
-        <w:t>3</w:t>
+        <w:t>2</w:t>
       </w:r>
       <w:r>
         <w:rPr>
@@ -556,14 +606,30 @@
           <w:b w:val="0"/>
           <w:i w:val="0"/>
         </w:rPr>
-        <w:t xml:space="preserve">State the value loaded into the Accumulator for each mode below. </w:t>
+        <w:t xml:space="preserve">State the value loaded into the Accumulator when the operand </w:t>
+      </w:r>
+      <w:r>
+        <w:rPr>
+          <w:rFonts w:ascii="Consolas" w:hAnsi="Consolas"/>
+          <w:b w:val="0"/>
+          <w:i w:val="0"/>
+          <w:sz w:val="19"/>
+        </w:rPr>
+        <w:t>4</w:t>
+      </w:r>
+      <w:r>
+        <w:rPr>
+          <w:b w:val="0"/>
+          <w:i w:val="0"/>
+        </w:rPr>
+        <w:t xml:space="preserve"> is interpreted using each of the following addressing modes. </w:t>
       </w:r>
       <w:r>
         <w:rPr>
           <w:b/>
           <w:i w:val="0"/>
         </w:rPr>
-        <w:t>[3]</w:t>
+        <w:t>[4]</w:t>
       </w:r>
       <w:r>
         <w:rPr>
@@ -591,7 +657,7 @@
       </w:tblGrid>
       <w:tr>
         <w:trPr>
-          <w:trHeight w:val="1360" w:hRule="atLeast"/>
+          <w:trHeight w:val="2040" w:hRule="atLeast"/>
         </w:trPr>
         <w:tc>
           <w:tcPr>
@@ -612,7 +678,7 @@
           <w:b w:val="0"/>
           <w:i w:val="0"/>
         </w:rPr>
-        <w:t>(a) Immediate: ______   (b) Direct: ______   (c) Indirect: ______</w:t>
+        <w:t>(a) Immediate: ______</w:t>
       </w:r>
     </w:p>
     <w:p>
@@ -621,49 +687,25 @@
           <w:b w:val="0"/>
           <w:i w:val="0"/>
         </w:rPr>
-        <w:t xml:space="preserve">(d) </w:t>
+        <w:t>(b) Direct: ______</w:t>
       </w:r>
-      <w:r>
-        <w:rPr>
-          <w:b w:val="0"/>
-          <w:i/>
-        </w:rPr>
-        <w:t>Stretch — not marked:</w:t>
-      </w:r>
+    </w:p>
+    <w:p>
       <w:r>
         <w:rPr>
           <w:b w:val="0"/>
           <w:i w:val="0"/>
         </w:rPr>
-        <w:t xml:space="preserve"> State the </w:t>
+        <w:t>(c) Indirect: ______</w:t>
       </w:r>
-      <w:r>
-        <w:rPr>
-          <w:b w:val="0"/>
-          <w:i/>
-        </w:rPr>
-        <w:t>effective address</w:t>
-      </w:r>
+    </w:p>
+    <w:p>
       <w:r>
         <w:rPr>
           <w:b w:val="0"/>
           <w:i w:val="0"/>
         </w:rPr>
-        <w:t xml:space="preserve"> used in </w:t>
-      </w:r>
-      <w:r>
-        <w:rPr>
-          <w:b/>
-          <w:i w:val="0"/>
-        </w:rPr>
-        <w:t>indexed</w:t>
-      </w:r>
-      <w:r>
-        <w:rPr>
-          <w:b w:val="0"/>
-          <w:i w:val="0"/>
-        </w:rPr>
-        <w:t xml:space="preserve"> addressing: ______</w:t>
+        <w:t>(d) Indexed: ______</w:t>
       </w:r>
     </w:p>
     <w:p>
@@ -679,7 +721,7 @@
           <w:b w:val="0"/>
           <w:i w:val="0"/>
         </w:rPr>
-        <w:t xml:space="preserve"> Explain the OOP concept of </w:t>
+        <w:t xml:space="preserve"> Explain the object-oriented concept of </w:t>
       </w:r>
       <w:r>
         <w:rPr>
@@ -985,7 +1027,7 @@
           <w:b w:val="0"/>
           <w:i w:val="0"/>
         </w:rPr>
-        <w:t xml:space="preserve"> linking. </w:t>
+        <w:t xml:space="preserve"> linking of library code. </w:t>
       </w:r>
       <w:r>
         <w:rPr>

--- a/Course/1 Component 1 - Computer Systems/1.2 Software and Software Development/1.2.4 Types of Programming Language/4 Homework (editable).docx
+++ b/Course/1 Component 1 - Computer Systems/1.2 Software and Software Development/1.2.4 Types of Programming Language/4 Homework (editable).docx
@@ -64,28 +64,28 @@
           <w:b w:val="0"/>
           <w:i w:val="0"/>
         </w:rPr>
-        <w:t xml:space="preserve"> Explain what is meant by a </w:t>
+        <w:t xml:space="preserve"> Write the letter of the correct definition in the </w:t>
       </w:r>
       <w:r>
         <w:rPr>
           <w:b/>
           <w:i w:val="0"/>
         </w:rPr>
-        <w:t>programming paradigm</w:t>
+        <w:t>Match</w:t>
       </w:r>
       <w:r>
         <w:rPr>
           <w:b w:val="0"/>
           <w:i w:val="0"/>
         </w:rPr>
-        <w:t xml:space="preserve">, and explain why a programmer may need to choose between different paradigms. </w:t>
+        <w:t xml:space="preserve"> column next to each term. Each letter is used exactly once. </w:t>
       </w:r>
       <w:r>
         <w:rPr>
           <w:b/>
           <w:i w:val="0"/>
         </w:rPr>
-        <w:t>[2]</w:t>
+        <w:t>[3]</w:t>
       </w:r>
       <w:r>
         <w:rPr>
@@ -109,39 +109,439 @@
         <w:tblLook w:firstColumn="1" w:firstRow="1" w:lastColumn="0" w:lastRow="0" w:noHBand="0" w:noVBand="1" w:val="04A0"/>
       </w:tblPr>
       <w:tblGrid>
-        <w:gridCol w:w="8640"/>
+        <w:gridCol w:w="2160"/>
+        <w:gridCol w:w="2160"/>
+        <w:gridCol w:w="2160"/>
+        <w:gridCol w:w="2160"/>
       </w:tblGrid>
       <w:tr>
-        <w:trPr>
-          <w:trHeight w:val="1020" w:hRule="atLeast"/>
-        </w:trPr>
         <w:tc>
           <w:tcPr>
-            <w:tcW w:type="dxa" w:w="8640"/>
+            <w:tcW w:type="dxa" w:w="2160"/>
+            <w:shd w:fill="D9E2F3"/>
           </w:tcPr>
           <w:p>
-            <w:pPr>
-              <w:spacing w:before="40"/>
-            </w:pPr>
+            <w:r>
+              <w:rPr>
+                <w:b/>
+              </w:rPr>
+            </w:r>
+            <w:r>
+              <w:rPr>
+                <w:b/>
+                <w:i w:val="0"/>
+              </w:rPr>
+              <w:t>Term</w:t>
+            </w:r>
+          </w:p>
+        </w:tc>
+        <w:tc>
+          <w:tcPr>
+            <w:tcW w:type="dxa" w:w="2160"/>
+            <w:shd w:fill="D9E2F3"/>
+          </w:tcPr>
+          <w:p>
+            <w:r>
+              <w:rPr>
+                <w:b/>
+              </w:rPr>
+            </w:r>
+            <w:r>
+              <w:rPr>
+                <w:b/>
+                <w:i w:val="0"/>
+              </w:rPr>
+              <w:t>Match</w:t>
+            </w:r>
+          </w:p>
+        </w:tc>
+        <w:tc>
+          <w:tcPr>
+            <w:tcW w:type="dxa" w:w="2160"/>
+            <w:shd w:fill="D9E2F3"/>
+          </w:tcPr>
+          <w:p>
+            <w:r>
+              <w:rPr>
+                <w:b/>
+              </w:rPr>
+            </w:r>
+            <w:r>
+              <w:rPr>
+                <w:b/>
+                <w:i w:val="0"/>
+              </w:rPr>
+              <w:t>Letter</w:t>
+            </w:r>
+          </w:p>
+        </w:tc>
+        <w:tc>
+          <w:tcPr>
+            <w:tcW w:type="dxa" w:w="2160"/>
+            <w:shd w:fill="D9E2F3"/>
+          </w:tcPr>
+          <w:p>
+            <w:r>
+              <w:rPr>
+                <w:b/>
+              </w:rPr>
+            </w:r>
+            <w:r>
+              <w:rPr>
+                <w:b/>
+                <w:i w:val="0"/>
+              </w:rPr>
+              <w:t>Definition</w:t>
+            </w:r>
+          </w:p>
+        </w:tc>
+      </w:tr>
+      <w:tr>
+        <w:tc>
+          <w:tcPr>
+            <w:tcW w:type="dxa" w:w="2160"/>
+          </w:tcPr>
+          <w:p>
+            <w:r/>
+            <w:r>
+              <w:rPr>
+                <w:b w:val="0"/>
+                <w:i w:val="0"/>
+              </w:rPr>
+              <w:t>Programming paradigm</w:t>
+            </w:r>
+          </w:p>
+        </w:tc>
+        <w:tc>
+          <w:tcPr>
+            <w:tcW w:type="dxa" w:w="2160"/>
+          </w:tcPr>
+          <w:p>
+            <w:r/>
+          </w:p>
+        </w:tc>
+        <w:tc>
+          <w:tcPr>
+            <w:tcW w:type="dxa" w:w="2160"/>
+          </w:tcPr>
+          <w:p>
+            <w:r/>
+            <w:r>
+              <w:rPr>
+                <w:b w:val="0"/>
+                <w:i w:val="0"/>
+              </w:rPr>
+              <w:t>A</w:t>
+            </w:r>
+          </w:p>
+        </w:tc>
+        <w:tc>
+          <w:tcPr>
+            <w:tcW w:type="dxa" w:w="2160"/>
+          </w:tcPr>
+          <w:p>
+            <w:r/>
+            <w:r>
+              <w:rPr>
+                <w:b w:val="0"/>
+                <w:i w:val="0"/>
+              </w:rPr>
+              <w:t>A subclass acquires the attributes and methods of a superclass, and may add its own or override them</w:t>
+            </w:r>
+          </w:p>
+        </w:tc>
+      </w:tr>
+      <w:tr>
+        <w:tc>
+          <w:tcPr>
+            <w:tcW w:type="dxa" w:w="2160"/>
+          </w:tcPr>
+          <w:p>
+            <w:r/>
+            <w:r>
+              <w:rPr>
+                <w:b w:val="0"/>
+                <w:i w:val="0"/>
+              </w:rPr>
+              <w:t>Procedural language</w:t>
+            </w:r>
+          </w:p>
+        </w:tc>
+        <w:tc>
+          <w:tcPr>
+            <w:tcW w:type="dxa" w:w="2160"/>
+          </w:tcPr>
+          <w:p>
+            <w:r/>
+          </w:p>
+        </w:tc>
+        <w:tc>
+          <w:tcPr>
+            <w:tcW w:type="dxa" w:w="2160"/>
+          </w:tcPr>
+          <w:p>
+            <w:r/>
+            <w:r>
+              <w:rPr>
+                <w:b w:val="0"/>
+                <w:i w:val="0"/>
+              </w:rPr>
+              <w:t>B</w:t>
+            </w:r>
+          </w:p>
+        </w:tc>
+        <w:tc>
+          <w:tcPr>
+            <w:tcW w:type="dxa" w:w="2160"/>
+          </w:tcPr>
+          <w:p>
+            <w:r/>
+            <w:r>
+              <w:rPr>
+                <w:b w:val="0"/>
+                <w:i w:val="0"/>
+              </w:rPr>
+              <w:t>A style or approach to writing programs, e.g. procedural, object-oriented, assembly</w:t>
+            </w:r>
+          </w:p>
+        </w:tc>
+      </w:tr>
+      <w:tr>
+        <w:tc>
+          <w:tcPr>
+            <w:tcW w:type="dxa" w:w="2160"/>
+          </w:tcPr>
+          <w:p>
+            <w:r/>
+            <w:r>
+              <w:rPr>
+                <w:b w:val="0"/>
+                <w:i w:val="0"/>
+              </w:rPr>
+              <w:t>Assembly language</w:t>
+            </w:r>
+          </w:p>
+        </w:tc>
+        <w:tc>
+          <w:tcPr>
+            <w:tcW w:type="dxa" w:w="2160"/>
+          </w:tcPr>
+          <w:p>
+            <w:r/>
+          </w:p>
+        </w:tc>
+        <w:tc>
+          <w:tcPr>
+            <w:tcW w:type="dxa" w:w="2160"/>
+          </w:tcPr>
+          <w:p>
+            <w:r/>
+            <w:r>
+              <w:rPr>
+                <w:b w:val="0"/>
+                <w:i w:val="0"/>
+              </w:rPr>
+              <w:t>C</w:t>
+            </w:r>
+          </w:p>
+        </w:tc>
+        <w:tc>
+          <w:tcPr>
+            <w:tcW w:type="dxa" w:w="2160"/>
+          </w:tcPr>
+          <w:p>
+            <w:r/>
+            <w:r>
+              <w:rPr>
+                <w:b w:val="0"/>
+                <w:i w:val="0"/>
+              </w:rPr>
+              <w:t>Keeping an object's attributes private so they can only be read or changed through its public methods</w:t>
+            </w:r>
+          </w:p>
+        </w:tc>
+      </w:tr>
+      <w:tr>
+        <w:tc>
+          <w:tcPr>
+            <w:tcW w:type="dxa" w:w="2160"/>
+          </w:tcPr>
+          <w:p>
+            <w:r/>
+            <w:r>
+              <w:rPr>
+                <w:b w:val="0"/>
+                <w:i w:val="0"/>
+              </w:rPr>
+              <w:t>Class</w:t>
+            </w:r>
+          </w:p>
+        </w:tc>
+        <w:tc>
+          <w:tcPr>
+            <w:tcW w:type="dxa" w:w="2160"/>
+          </w:tcPr>
+          <w:p>
+            <w:r/>
+          </w:p>
+        </w:tc>
+        <w:tc>
+          <w:tcPr>
+            <w:tcW w:type="dxa" w:w="2160"/>
+          </w:tcPr>
+          <w:p>
+            <w:r/>
+            <w:r>
+              <w:rPr>
+                <w:b w:val="0"/>
+                <w:i w:val="0"/>
+              </w:rPr>
+              <w:t>D</w:t>
+            </w:r>
+          </w:p>
+        </w:tc>
+        <w:tc>
+          <w:tcPr>
+            <w:tcW w:type="dxa" w:w="2160"/>
+          </w:tcPr>
+          <w:p>
+            <w:r/>
+            <w:r>
+              <w:rPr>
+                <w:b w:val="0"/>
+                <w:i w:val="0"/>
+              </w:rPr>
+              <w:t>A low-level language using mnemonics, where each instruction translates to one machine-code instruction</w:t>
+            </w:r>
+          </w:p>
+        </w:tc>
+      </w:tr>
+      <w:tr>
+        <w:tc>
+          <w:tcPr>
+            <w:tcW w:type="dxa" w:w="2160"/>
+          </w:tcPr>
+          <w:p>
+            <w:r/>
+            <w:r>
+              <w:rPr>
+                <w:b w:val="0"/>
+                <w:i w:val="0"/>
+              </w:rPr>
+              <w:t>Inheritance</w:t>
+            </w:r>
+          </w:p>
+        </w:tc>
+        <w:tc>
+          <w:tcPr>
+            <w:tcW w:type="dxa" w:w="2160"/>
+          </w:tcPr>
+          <w:p>
+            <w:r/>
+          </w:p>
+        </w:tc>
+        <w:tc>
+          <w:tcPr>
+            <w:tcW w:type="dxa" w:w="2160"/>
+          </w:tcPr>
+          <w:p>
+            <w:r/>
+            <w:r>
+              <w:rPr>
+                <w:b w:val="0"/>
+                <w:i w:val="0"/>
+              </w:rPr>
+              <w:t>E</w:t>
+            </w:r>
+          </w:p>
+        </w:tc>
+        <w:tc>
+          <w:tcPr>
+            <w:tcW w:type="dxa" w:w="2160"/>
+          </w:tcPr>
+          <w:p>
+            <w:r/>
+            <w:r>
+              <w:rPr>
+                <w:b w:val="0"/>
+                <w:i w:val="0"/>
+              </w:rPr>
+              <w:t>A template that defines the attributes and methods from which objects are created</w:t>
+            </w:r>
+          </w:p>
+        </w:tc>
+      </w:tr>
+      <w:tr>
+        <w:tc>
+          <w:tcPr>
+            <w:tcW w:type="dxa" w:w="2160"/>
+          </w:tcPr>
+          <w:p>
+            <w:r/>
+            <w:r>
+              <w:rPr>
+                <w:b w:val="0"/>
+                <w:i w:val="0"/>
+              </w:rPr>
+              <w:t>Encapsulation</w:t>
+            </w:r>
+          </w:p>
+        </w:tc>
+        <w:tc>
+          <w:tcPr>
+            <w:tcW w:type="dxa" w:w="2160"/>
+          </w:tcPr>
+          <w:p>
+            <w:r/>
+          </w:p>
+        </w:tc>
+        <w:tc>
+          <w:tcPr>
+            <w:tcW w:type="dxa" w:w="2160"/>
+          </w:tcPr>
+          <w:p>
+            <w:r/>
+            <w:r>
+              <w:rPr>
+                <w:b w:val="0"/>
+                <w:i w:val="0"/>
+              </w:rPr>
+              <w:t>F</w:t>
+            </w:r>
+          </w:p>
+        </w:tc>
+        <w:tc>
+          <w:tcPr>
+            <w:tcW w:type="dxa" w:w="2160"/>
+          </w:tcPr>
+          <w:p>
+            <w:r/>
+            <w:r>
+              <w:rPr>
+                <w:b w:val="0"/>
+                <w:i w:val="0"/>
+              </w:rPr>
+              <w:t xml:space="preserve">A language built from sequence, selection, iteration and subroutines, setting out step by step </w:t>
+            </w:r>
+            <w:r>
+              <w:rPr>
+                <w:b w:val="0"/>
+                <w:i/>
+              </w:rPr>
+              <w:t>how</w:t>
+            </w:r>
+            <w:r>
+              <w:rPr>
+                <w:b w:val="0"/>
+                <w:i w:val="0"/>
+              </w:rPr>
+              <w:t xml:space="preserve"> a task is done</w:t>
+            </w:r>
           </w:p>
         </w:tc>
       </w:tr>
     </w:tbl>
     <w:p/>
-    <w:p>
-      <w:pPr>
-        <w:pBdr>
-          <w:bottom w:val="single" w:sz="6" w:space="1" w:color="AAAAAA"/>
-        </w:pBdr>
-      </w:pPr>
-    </w:p>
-    <w:p>
-      <w:pPr>
-        <w:pBdr>
-          <w:bottom w:val="single" w:sz="6" w:space="1" w:color="AAAAAA"/>
-        </w:pBdr>
-      </w:pPr>
-    </w:p>
     <w:p>
       <w:r>
         <w:rPr>
@@ -149,111 +549,6 @@
           <w:i w:val="0"/>
         </w:rPr>
         <w:t>2.</w:t>
-      </w:r>
-      <w:r>
-        <w:rPr>
-          <w:b w:val="0"/>
-          <w:i w:val="0"/>
-        </w:rPr>
-        <w:t xml:space="preserve"> State </w:t>
-      </w:r>
-      <w:r>
-        <w:rPr>
-          <w:b/>
-          <w:i w:val="0"/>
-        </w:rPr>
-        <w:t>two</w:t>
-      </w:r>
-      <w:r>
-        <w:rPr>
-          <w:b w:val="0"/>
-          <w:i w:val="0"/>
-        </w:rPr>
-        <w:t xml:space="preserve"> features of a </w:t>
-      </w:r>
-      <w:r>
-        <w:rPr>
-          <w:b/>
-          <w:i w:val="0"/>
-        </w:rPr>
-        <w:t>procedural</w:t>
-      </w:r>
-      <w:r>
-        <w:rPr>
-          <w:b w:val="0"/>
-          <w:i w:val="0"/>
-        </w:rPr>
-        <w:t xml:space="preserve"> programming language. </w:t>
-      </w:r>
-      <w:r>
-        <w:rPr>
-          <w:b/>
-          <w:i w:val="0"/>
-        </w:rPr>
-        <w:t>[2]</w:t>
-      </w:r>
-      <w:r>
-        <w:rPr>
-          <w:b w:val="0"/>
-          <w:i w:val="0"/>
-        </w:rPr>
-        <w:t xml:space="preserve"> </w:t>
-      </w:r>
-      <w:r>
-        <w:rPr>
-          <w:b w:val="0"/>
-          <w:i/>
-        </w:rPr>
-        <w:t>(AO1)</w:t>
-      </w:r>
-    </w:p>
-    <w:tbl>
-      <w:tblPr>
-        <w:tblStyle w:val="TableGrid"/>
-        <w:tblW w:type="auto" w:w="0"/>
-        <w:tblLook w:firstColumn="1" w:firstRow="1" w:lastColumn="0" w:lastRow="0" w:noHBand="0" w:noVBand="1" w:val="04A0"/>
-      </w:tblPr>
-      <w:tblGrid>
-        <w:gridCol w:w="8640"/>
-      </w:tblGrid>
-      <w:tr>
-        <w:trPr>
-          <w:trHeight w:val="1020" w:hRule="atLeast"/>
-        </w:trPr>
-        <w:tc>
-          <w:tcPr>
-            <w:tcW w:type="dxa" w:w="8640"/>
-          </w:tcPr>
-          <w:p>
-            <w:pPr>
-              <w:spacing w:before="40"/>
-            </w:pPr>
-          </w:p>
-        </w:tc>
-      </w:tr>
-    </w:tbl>
-    <w:p/>
-    <w:p>
-      <w:pPr>
-        <w:pBdr>
-          <w:bottom w:val="single" w:sz="6" w:space="1" w:color="AAAAAA"/>
-        </w:pBdr>
-      </w:pPr>
-    </w:p>
-    <w:p>
-      <w:pPr>
-        <w:pBdr>
-          <w:bottom w:val="single" w:sz="6" w:space="1" w:color="AAAAAA"/>
-        </w:pBdr>
-      </w:pPr>
-    </w:p>
-    <w:p>
-      <w:r>
-        <w:rPr>
-          <w:b/>
-          <w:i w:val="0"/>
-        </w:rPr>
-        <w:t>3.</w:t>
       </w:r>
       <w:r>
         <w:rPr>
@@ -278,8 +573,6 @@
         <w:br/>
         <w:t xml:space="preserve">         INP</w:t>
         <w:br/>
-        <w:t xml:space="preserve">         STA  second</w:t>
-        <w:br/>
         <w:t xml:space="preserve">         SUB  first</w:t>
         <w:br/>
         <w:t xml:space="preserve">         BRP  big</w:t>
@@ -290,15 +583,13 @@
         <w:br/>
         <w:t xml:space="preserve">         HLT</w:t>
         <w:br/>
-        <w:t>big      LDA  second</w:t>
+        <w:t>big      ADD  first</w:t>
         <w:br/>
         <w:t xml:space="preserve">         OUT</w:t>
         <w:br/>
         <w:t xml:space="preserve">         HLT</w:t>
         <w:br/>
         <w:t>first    DAT</w:t>
-        <w:br/>
-        <w:t>second   DAT</w:t>
       </w:r>
     </w:p>
     <w:p>
@@ -307,7 +598,21 @@
           <w:b w:val="0"/>
           <w:i w:val="0"/>
         </w:rPr>
-        <w:t xml:space="preserve">(a) The user inputs </w:t>
+        <w:t xml:space="preserve">(a) Complete the trace table for the inputs </w:t>
+      </w:r>
+      <w:r>
+        <w:rPr>
+          <w:b/>
+          <w:i w:val="0"/>
+        </w:rPr>
+        <w:t>9</w:t>
+      </w:r>
+      <w:r>
+        <w:rPr>
+          <w:b w:val="0"/>
+          <w:i w:val="0"/>
+        </w:rPr>
+        <w:t xml:space="preserve"> then </w:t>
       </w:r>
       <w:r>
         <w:rPr>
@@ -321,21 +626,463 @@
           <w:b w:val="0"/>
           <w:i w:val="0"/>
         </w:rPr>
-        <w:t xml:space="preserve"> and then </w:t>
+        <w:t xml:space="preserve">. Exactly </w:t>
       </w:r>
       <w:r>
         <w:rPr>
           <w:b/>
           <w:i w:val="0"/>
         </w:rPr>
-        <w:t>9</w:t>
+        <w:t>eight</w:t>
       </w:r>
       <w:r>
         <w:rPr>
           <w:b w:val="0"/>
           <w:i w:val="0"/>
         </w:rPr>
-        <w:t xml:space="preserve">. State the value output, and describe the purpose of the program for </w:t>
+        <w:t xml:space="preserve"> instructions are executed, and the first row has been done for you. In each row, show the values </w:t>
+      </w:r>
+      <w:r>
+        <w:rPr>
+          <w:b/>
+          <w:i w:val="0"/>
+        </w:rPr>
+        <w:t>after</w:t>
+      </w:r>
+      <w:r>
+        <w:rPr>
+          <w:b w:val="0"/>
+          <w:i w:val="0"/>
+        </w:rPr>
+        <w:t xml:space="preserve"> the instruction finishes (copy a value down if it has not changed; only write in </w:t>
+      </w:r>
+      <w:r>
+        <w:rPr>
+          <w:rFonts w:ascii="Consolas" w:hAnsi="Consolas"/>
+          <w:b w:val="0"/>
+          <w:i w:val="0"/>
+          <w:sz w:val="19"/>
+        </w:rPr>
+        <w:t>Output</w:t>
+      </w:r>
+      <w:r>
+        <w:rPr>
+          <w:b w:val="0"/>
+          <w:i w:val="0"/>
+        </w:rPr>
+        <w:t xml:space="preserve"> when a value is output). </w:t>
+      </w:r>
+      <w:r>
+        <w:rPr>
+          <w:b/>
+          <w:i w:val="0"/>
+        </w:rPr>
+        <w:t>[3]</w:t>
+      </w:r>
+      <w:r>
+        <w:rPr>
+          <w:b w:val="0"/>
+          <w:i w:val="0"/>
+        </w:rPr>
+        <w:t xml:space="preserve"> </w:t>
+      </w:r>
+      <w:r>
+        <w:rPr>
+          <w:b w:val="0"/>
+          <w:i/>
+        </w:rPr>
+        <w:t>(AO2)</w:t>
+      </w:r>
+    </w:p>
+    <w:tbl>
+      <w:tblPr>
+        <w:tblStyle w:val="TableGrid"/>
+        <w:tblW w:type="auto" w:w="0"/>
+        <w:tblLook w:firstColumn="1" w:firstRow="1" w:lastColumn="0" w:lastRow="0" w:noHBand="0" w:noVBand="1" w:val="04A0"/>
+      </w:tblPr>
+      <w:tblGrid>
+        <w:gridCol w:w="2160"/>
+        <w:gridCol w:w="2160"/>
+        <w:gridCol w:w="2160"/>
+        <w:gridCol w:w="2160"/>
+      </w:tblGrid>
+      <w:tr>
+        <w:tc>
+          <w:tcPr>
+            <w:tcW w:type="dxa" w:w="2160"/>
+            <w:shd w:fill="D9E2F3"/>
+          </w:tcPr>
+          <w:p>
+            <w:r>
+              <w:rPr>
+                <w:b/>
+              </w:rPr>
+            </w:r>
+            <w:r>
+              <w:rPr>
+                <w:b/>
+                <w:i w:val="0"/>
+              </w:rPr>
+              <w:t>Instruction executed</w:t>
+            </w:r>
+          </w:p>
+        </w:tc>
+        <w:tc>
+          <w:tcPr>
+            <w:tcW w:type="dxa" w:w="2160"/>
+            <w:shd w:fill="D9E2F3"/>
+          </w:tcPr>
+          <w:p>
+            <w:r>
+              <w:rPr>
+                <w:b/>
+              </w:rPr>
+            </w:r>
+            <w:r>
+              <w:rPr>
+                <w:b/>
+                <w:i w:val="0"/>
+              </w:rPr>
+              <w:t>ACC</w:t>
+            </w:r>
+          </w:p>
+        </w:tc>
+        <w:tc>
+          <w:tcPr>
+            <w:tcW w:type="dxa" w:w="2160"/>
+            <w:shd w:fill="D9E2F3"/>
+          </w:tcPr>
+          <w:p>
+            <w:r>
+              <w:rPr>
+                <w:b/>
+              </w:rPr>
+            </w:r>
+            <w:r>
+              <w:rPr>
+                <w:b/>
+                <w:i w:val="0"/>
+              </w:rPr>
+              <w:t>first</w:t>
+            </w:r>
+          </w:p>
+        </w:tc>
+        <w:tc>
+          <w:tcPr>
+            <w:tcW w:type="dxa" w:w="2160"/>
+            <w:shd w:fill="D9E2F3"/>
+          </w:tcPr>
+          <w:p>
+            <w:r>
+              <w:rPr>
+                <w:b/>
+              </w:rPr>
+            </w:r>
+            <w:r>
+              <w:rPr>
+                <w:b/>
+                <w:i w:val="0"/>
+              </w:rPr>
+              <w:t>Output</w:t>
+            </w:r>
+          </w:p>
+        </w:tc>
+      </w:tr>
+      <w:tr>
+        <w:tc>
+          <w:tcPr>
+            <w:tcW w:type="dxa" w:w="2160"/>
+          </w:tcPr>
+          <w:p>
+            <w:r/>
+            <w:r>
+              <w:rPr>
+                <w:b w:val="0"/>
+                <w:i w:val="0"/>
+              </w:rPr>
+              <w:t>INP</w:t>
+            </w:r>
+          </w:p>
+        </w:tc>
+        <w:tc>
+          <w:tcPr>
+            <w:tcW w:type="dxa" w:w="2160"/>
+          </w:tcPr>
+          <w:p>
+            <w:r/>
+            <w:r>
+              <w:rPr>
+                <w:b w:val="0"/>
+                <w:i w:val="0"/>
+              </w:rPr>
+              <w:t>9</w:t>
+            </w:r>
+          </w:p>
+        </w:tc>
+        <w:tc>
+          <w:tcPr>
+            <w:tcW w:type="dxa" w:w="2160"/>
+          </w:tcPr>
+          <w:p>
+            <w:r/>
+          </w:p>
+        </w:tc>
+        <w:tc>
+          <w:tcPr>
+            <w:tcW w:type="dxa" w:w="2160"/>
+          </w:tcPr>
+          <w:p>
+            <w:r/>
+          </w:p>
+        </w:tc>
+      </w:tr>
+      <w:tr>
+        <w:tc>
+          <w:tcPr>
+            <w:tcW w:type="dxa" w:w="2160"/>
+          </w:tcPr>
+          <w:p>
+            <w:r/>
+          </w:p>
+        </w:tc>
+        <w:tc>
+          <w:tcPr>
+            <w:tcW w:type="dxa" w:w="2160"/>
+          </w:tcPr>
+          <w:p>
+            <w:r/>
+          </w:p>
+        </w:tc>
+        <w:tc>
+          <w:tcPr>
+            <w:tcW w:type="dxa" w:w="2160"/>
+          </w:tcPr>
+          <w:p>
+            <w:r/>
+          </w:p>
+        </w:tc>
+        <w:tc>
+          <w:tcPr>
+            <w:tcW w:type="dxa" w:w="2160"/>
+          </w:tcPr>
+          <w:p>
+            <w:r/>
+          </w:p>
+        </w:tc>
+      </w:tr>
+      <w:tr>
+        <w:tc>
+          <w:tcPr>
+            <w:tcW w:type="dxa" w:w="2160"/>
+          </w:tcPr>
+          <w:p>
+            <w:r/>
+          </w:p>
+        </w:tc>
+        <w:tc>
+          <w:tcPr>
+            <w:tcW w:type="dxa" w:w="2160"/>
+          </w:tcPr>
+          <w:p>
+            <w:r/>
+          </w:p>
+        </w:tc>
+        <w:tc>
+          <w:tcPr>
+            <w:tcW w:type="dxa" w:w="2160"/>
+          </w:tcPr>
+          <w:p>
+            <w:r/>
+          </w:p>
+        </w:tc>
+        <w:tc>
+          <w:tcPr>
+            <w:tcW w:type="dxa" w:w="2160"/>
+          </w:tcPr>
+          <w:p>
+            <w:r/>
+          </w:p>
+        </w:tc>
+      </w:tr>
+      <w:tr>
+        <w:tc>
+          <w:tcPr>
+            <w:tcW w:type="dxa" w:w="2160"/>
+          </w:tcPr>
+          <w:p>
+            <w:r/>
+          </w:p>
+        </w:tc>
+        <w:tc>
+          <w:tcPr>
+            <w:tcW w:type="dxa" w:w="2160"/>
+          </w:tcPr>
+          <w:p>
+            <w:r/>
+          </w:p>
+        </w:tc>
+        <w:tc>
+          <w:tcPr>
+            <w:tcW w:type="dxa" w:w="2160"/>
+          </w:tcPr>
+          <w:p>
+            <w:r/>
+          </w:p>
+        </w:tc>
+        <w:tc>
+          <w:tcPr>
+            <w:tcW w:type="dxa" w:w="2160"/>
+          </w:tcPr>
+          <w:p>
+            <w:r/>
+          </w:p>
+        </w:tc>
+      </w:tr>
+      <w:tr>
+        <w:tc>
+          <w:tcPr>
+            <w:tcW w:type="dxa" w:w="2160"/>
+          </w:tcPr>
+          <w:p>
+            <w:r/>
+          </w:p>
+        </w:tc>
+        <w:tc>
+          <w:tcPr>
+            <w:tcW w:type="dxa" w:w="2160"/>
+          </w:tcPr>
+          <w:p>
+            <w:r/>
+          </w:p>
+        </w:tc>
+        <w:tc>
+          <w:tcPr>
+            <w:tcW w:type="dxa" w:w="2160"/>
+          </w:tcPr>
+          <w:p>
+            <w:r/>
+          </w:p>
+        </w:tc>
+        <w:tc>
+          <w:tcPr>
+            <w:tcW w:type="dxa" w:w="2160"/>
+          </w:tcPr>
+          <w:p>
+            <w:r/>
+          </w:p>
+        </w:tc>
+      </w:tr>
+      <w:tr>
+        <w:tc>
+          <w:tcPr>
+            <w:tcW w:type="dxa" w:w="2160"/>
+          </w:tcPr>
+          <w:p>
+            <w:r/>
+          </w:p>
+        </w:tc>
+        <w:tc>
+          <w:tcPr>
+            <w:tcW w:type="dxa" w:w="2160"/>
+          </w:tcPr>
+          <w:p>
+            <w:r/>
+          </w:p>
+        </w:tc>
+        <w:tc>
+          <w:tcPr>
+            <w:tcW w:type="dxa" w:w="2160"/>
+          </w:tcPr>
+          <w:p>
+            <w:r/>
+          </w:p>
+        </w:tc>
+        <w:tc>
+          <w:tcPr>
+            <w:tcW w:type="dxa" w:w="2160"/>
+          </w:tcPr>
+          <w:p>
+            <w:r/>
+          </w:p>
+        </w:tc>
+      </w:tr>
+      <w:tr>
+        <w:tc>
+          <w:tcPr>
+            <w:tcW w:type="dxa" w:w="2160"/>
+          </w:tcPr>
+          <w:p>
+            <w:r/>
+          </w:p>
+        </w:tc>
+        <w:tc>
+          <w:tcPr>
+            <w:tcW w:type="dxa" w:w="2160"/>
+          </w:tcPr>
+          <w:p>
+            <w:r/>
+          </w:p>
+        </w:tc>
+        <w:tc>
+          <w:tcPr>
+            <w:tcW w:type="dxa" w:w="2160"/>
+          </w:tcPr>
+          <w:p>
+            <w:r/>
+          </w:p>
+        </w:tc>
+        <w:tc>
+          <w:tcPr>
+            <w:tcW w:type="dxa" w:w="2160"/>
+          </w:tcPr>
+          <w:p>
+            <w:r/>
+          </w:p>
+        </w:tc>
+      </w:tr>
+      <w:tr>
+        <w:tc>
+          <w:tcPr>
+            <w:tcW w:type="dxa" w:w="2160"/>
+          </w:tcPr>
+          <w:p>
+            <w:r/>
+          </w:p>
+        </w:tc>
+        <w:tc>
+          <w:tcPr>
+            <w:tcW w:type="dxa" w:w="2160"/>
+          </w:tcPr>
+          <w:p>
+            <w:r/>
+          </w:p>
+        </w:tc>
+        <w:tc>
+          <w:tcPr>
+            <w:tcW w:type="dxa" w:w="2160"/>
+          </w:tcPr>
+          <w:p>
+            <w:r/>
+          </w:p>
+        </w:tc>
+        <w:tc>
+          <w:tcPr>
+            <w:tcW w:type="dxa" w:w="2160"/>
+          </w:tcPr>
+          <w:p>
+            <w:r/>
+          </w:p>
+        </w:tc>
+      </w:tr>
+    </w:tbl>
+    <w:p/>
+    <w:p>
+      <w:r>
+        <w:rPr>
+          <w:b w:val="0"/>
+          <w:i w:val="0"/>
+        </w:rPr>
+        <w:t xml:space="preserve">(b) State the purpose of the program for </w:t>
       </w:r>
       <w:r>
         <w:rPr>
@@ -356,7 +1103,7 @@
           <w:b/>
           <w:i w:val="0"/>
         </w:rPr>
-        <w:t>[2]</w:t>
+        <w:t>[1]</w:t>
       </w:r>
       <w:r>
         <w:rPr>
@@ -384,7 +1131,7 @@
       </w:tblGrid>
       <w:tr>
         <w:trPr>
-          <w:trHeight w:val="1020" w:hRule="atLeast"/>
+          <w:trHeight w:val="680" w:hRule="atLeast"/>
         </w:trPr>
         <w:tc>
           <w:tcPr>
@@ -400,112 +1147,12 @@
     </w:tbl>
     <w:p/>
     <w:p>
-      <w:pPr>
-        <w:pBdr>
-          <w:bottom w:val="single" w:sz="6" w:space="1" w:color="AAAAAA"/>
-        </w:pBdr>
-      </w:pPr>
-    </w:p>
-    <w:p>
-      <w:pPr>
-        <w:pBdr>
-          <w:bottom w:val="single" w:sz="6" w:space="1" w:color="AAAAAA"/>
-        </w:pBdr>
-      </w:pPr>
-    </w:p>
-    <w:p>
-      <w:r>
-        <w:rPr>
-          <w:b w:val="0"/>
-          <w:i w:val="0"/>
-        </w:rPr>
-        <w:t xml:space="preserve">(b) Describe what the instruction </w:t>
-      </w:r>
-      <w:r>
-        <w:rPr>
-          <w:rFonts w:ascii="Consolas" w:hAnsi="Consolas"/>
-          <w:b w:val="0"/>
-          <w:i w:val="0"/>
-          <w:sz w:val="19"/>
-        </w:rPr>
-        <w:t>BRP big</w:t>
-      </w:r>
-      <w:r>
-        <w:rPr>
-          <w:b w:val="0"/>
-          <w:i w:val="0"/>
-        </w:rPr>
-        <w:t xml:space="preserve"> does, and explain why it is needed in this program. </w:t>
-      </w:r>
       <w:r>
         <w:rPr>
           <w:b/>
           <w:i w:val="0"/>
         </w:rPr>
-        <w:t>[2]</w:t>
-      </w:r>
-      <w:r>
-        <w:rPr>
-          <w:b w:val="0"/>
-          <w:i w:val="0"/>
-        </w:rPr>
-        <w:t xml:space="preserve"> </w:t>
-      </w:r>
-      <w:r>
-        <w:rPr>
-          <w:b w:val="0"/>
-          <w:i/>
-        </w:rPr>
-        <w:t>(AO1/AO2)</w:t>
-      </w:r>
-    </w:p>
-    <w:tbl>
-      <w:tblPr>
-        <w:tblStyle w:val="TableGrid"/>
-        <w:tblW w:type="auto" w:w="0"/>
-        <w:tblLook w:firstColumn="1" w:firstRow="1" w:lastColumn="0" w:lastRow="0" w:noHBand="0" w:noVBand="1" w:val="04A0"/>
-      </w:tblPr>
-      <w:tblGrid>
-        <w:gridCol w:w="8640"/>
-      </w:tblGrid>
-      <w:tr>
-        <w:trPr>
-          <w:trHeight w:val="1020" w:hRule="atLeast"/>
-        </w:trPr>
-        <w:tc>
-          <w:tcPr>
-            <w:tcW w:type="dxa" w:w="8640"/>
-          </w:tcPr>
-          <w:p>
-            <w:pPr>
-              <w:spacing w:before="40"/>
-            </w:pPr>
-          </w:p>
-        </w:tc>
-      </w:tr>
-    </w:tbl>
-    <w:p/>
-    <w:p>
-      <w:pPr>
-        <w:pBdr>
-          <w:bottom w:val="single" w:sz="6" w:space="1" w:color="AAAAAA"/>
-        </w:pBdr>
-      </w:pPr>
-    </w:p>
-    <w:p>
-      <w:pPr>
-        <w:pBdr>
-          <w:bottom w:val="single" w:sz="6" w:space="1" w:color="AAAAAA"/>
-        </w:pBdr>
-      </w:pPr>
-    </w:p>
-    <w:p>
-      <w:r>
-        <w:rPr>
-          <w:b/>
-          <w:i w:val="0"/>
-        </w:rPr>
-        <w:t>4.</w:t>
+        <w:t>3.</w:t>
       </w:r>
       <w:r>
         <w:rPr>
@@ -531,82 +1178,195 @@
         <w:t>. The relevant contents of memory and registers are:</w:t>
       </w:r>
     </w:p>
-    <w:p>
-      <w:pPr>
-        <w:ind w:left="432"/>
-        <w:shd w:fill="FFF8E7"/>
-      </w:pPr>
-      <w:r>
-        <w:rPr>
-          <w:b w:val="0"/>
-          <w:i w:val="0"/>
-        </w:rPr>
-        <w:t xml:space="preserve">Address 4 holds the value </w:t>
-      </w:r>
-      <w:r>
-        <w:rPr>
-          <w:b/>
-          <w:i w:val="0"/>
-        </w:rPr>
-        <w:t>7</w:t>
-      </w:r>
-      <w:r>
-        <w:rPr>
-          <w:b w:val="0"/>
-          <w:i w:val="0"/>
-        </w:rPr>
-        <w:t xml:space="preserve"> · Address 6 holds the value </w:t>
-      </w:r>
-      <w:r>
-        <w:rPr>
-          <w:b/>
-          <w:i w:val="0"/>
-        </w:rPr>
-        <w:t>9</w:t>
-      </w:r>
-      <w:r>
-        <w:rPr>
-          <w:b w:val="0"/>
-          <w:i w:val="0"/>
-        </w:rPr>
-        <w:t xml:space="preserve"> · Address 7 holds the value </w:t>
-      </w:r>
-      <w:r>
-        <w:rPr>
-          <w:b/>
-          <w:i w:val="0"/>
-        </w:rPr>
-        <w:t>2</w:t>
-      </w:r>
-      <w:r>
-        <w:rPr>
-          <w:b w:val="0"/>
-          <w:i w:val="0"/>
-        </w:rPr>
-        <w:t xml:space="preserve"> · The index register holds </w:t>
-      </w:r>
-      <w:r>
-        <w:rPr>
-          <w:b/>
-          <w:i w:val="0"/>
-        </w:rPr>
-        <w:t>2</w:t>
-      </w:r>
-      <w:r>
-        <w:rPr>
-          <w:b w:val="0"/>
-          <w:i w:val="0"/>
-        </w:rPr>
-        <w:t>.</w:t>
-      </w:r>
-    </w:p>
+    <w:tbl>
+      <w:tblPr>
+        <w:tblStyle w:val="TableGrid"/>
+        <w:tblW w:type="auto" w:w="0"/>
+        <w:tblLook w:firstColumn="1" w:firstRow="1" w:lastColumn="0" w:lastRow="0" w:noHBand="0" w:noVBand="1" w:val="04A0"/>
+      </w:tblPr>
+      <w:tblGrid>
+        <w:gridCol w:w="4320"/>
+        <w:gridCol w:w="4320"/>
+      </w:tblGrid>
+      <w:tr>
+        <w:tc>
+          <w:tcPr>
+            <w:tcW w:type="dxa" w:w="4320"/>
+            <w:shd w:fill="D9E2F3"/>
+          </w:tcPr>
+          <w:p>
+            <w:r>
+              <w:rPr>
+                <w:b/>
+              </w:rPr>
+            </w:r>
+            <w:r>
+              <w:rPr>
+                <w:b/>
+                <w:i w:val="0"/>
+              </w:rPr>
+              <w:t>Location</w:t>
+            </w:r>
+          </w:p>
+        </w:tc>
+        <w:tc>
+          <w:tcPr>
+            <w:tcW w:type="dxa" w:w="4320"/>
+            <w:shd w:fill="D9E2F3"/>
+          </w:tcPr>
+          <w:p>
+            <w:r>
+              <w:rPr>
+                <w:b/>
+              </w:rPr>
+            </w:r>
+            <w:r>
+              <w:rPr>
+                <w:b/>
+                <w:i w:val="0"/>
+              </w:rPr>
+              <w:t>Contents</w:t>
+            </w:r>
+          </w:p>
+        </w:tc>
+      </w:tr>
+      <w:tr>
+        <w:tc>
+          <w:tcPr>
+            <w:tcW w:type="dxa" w:w="4320"/>
+          </w:tcPr>
+          <w:p>
+            <w:r/>
+            <w:r>
+              <w:rPr>
+                <w:b w:val="0"/>
+                <w:i w:val="0"/>
+              </w:rPr>
+              <w:t>Address 4</w:t>
+            </w:r>
+          </w:p>
+        </w:tc>
+        <w:tc>
+          <w:tcPr>
+            <w:tcW w:type="dxa" w:w="4320"/>
+          </w:tcPr>
+          <w:p>
+            <w:r/>
+            <w:r>
+              <w:rPr>
+                <w:b w:val="0"/>
+                <w:i w:val="0"/>
+              </w:rPr>
+              <w:t>7</w:t>
+            </w:r>
+          </w:p>
+        </w:tc>
+      </w:tr>
+      <w:tr>
+        <w:tc>
+          <w:tcPr>
+            <w:tcW w:type="dxa" w:w="4320"/>
+          </w:tcPr>
+          <w:p>
+            <w:r/>
+            <w:r>
+              <w:rPr>
+                <w:b w:val="0"/>
+                <w:i w:val="0"/>
+              </w:rPr>
+              <w:t>Address 6</w:t>
+            </w:r>
+          </w:p>
+        </w:tc>
+        <w:tc>
+          <w:tcPr>
+            <w:tcW w:type="dxa" w:w="4320"/>
+          </w:tcPr>
+          <w:p>
+            <w:r/>
+            <w:r>
+              <w:rPr>
+                <w:b w:val="0"/>
+                <w:i w:val="0"/>
+              </w:rPr>
+              <w:t>9</w:t>
+            </w:r>
+          </w:p>
+        </w:tc>
+      </w:tr>
+      <w:tr>
+        <w:tc>
+          <w:tcPr>
+            <w:tcW w:type="dxa" w:w="4320"/>
+          </w:tcPr>
+          <w:p>
+            <w:r/>
+            <w:r>
+              <w:rPr>
+                <w:b w:val="0"/>
+                <w:i w:val="0"/>
+              </w:rPr>
+              <w:t>Address 7</w:t>
+            </w:r>
+          </w:p>
+        </w:tc>
+        <w:tc>
+          <w:tcPr>
+            <w:tcW w:type="dxa" w:w="4320"/>
+          </w:tcPr>
+          <w:p>
+            <w:r/>
+            <w:r>
+              <w:rPr>
+                <w:b w:val="0"/>
+                <w:i w:val="0"/>
+              </w:rPr>
+              <w:t>2</w:t>
+            </w:r>
+          </w:p>
+        </w:tc>
+      </w:tr>
+      <w:tr>
+        <w:tc>
+          <w:tcPr>
+            <w:tcW w:type="dxa" w:w="4320"/>
+          </w:tcPr>
+          <w:p>
+            <w:r/>
+            <w:r>
+              <w:rPr>
+                <w:b w:val="0"/>
+                <w:i w:val="0"/>
+              </w:rPr>
+              <w:t>Index register</w:t>
+            </w:r>
+          </w:p>
+        </w:tc>
+        <w:tc>
+          <w:tcPr>
+            <w:tcW w:type="dxa" w:w="4320"/>
+          </w:tcPr>
+          <w:p>
+            <w:r/>
+            <w:r>
+              <w:rPr>
+                <w:b w:val="0"/>
+                <w:i w:val="0"/>
+              </w:rPr>
+              <w:t>2</w:t>
+            </w:r>
+          </w:p>
+        </w:tc>
+      </w:tr>
+    </w:tbl>
+    <w:p/>
     <w:p>
       <w:r>
         <w:rPr>
           <w:b w:val="0"/>
           <w:i w:val="0"/>
         </w:rPr>
-        <w:t xml:space="preserve">State the value loaded into the Accumulator when the operand </w:t>
+        <w:t xml:space="preserve">Complete the table to show the value loaded into the Accumulator when the operand </w:t>
       </w:r>
       <w:r>
         <w:rPr>
@@ -622,7 +1382,7 @@
           <w:b w:val="0"/>
           <w:i w:val="0"/>
         </w:rPr>
-        <w:t xml:space="preserve"> is interpreted using each of the following addressing modes. </w:t>
+        <w:t xml:space="preserve"> is interpreted using each addressing mode. </w:t>
       </w:r>
       <w:r>
         <w:rPr>
@@ -653,20 +1413,148 @@
         <w:tblLook w:firstColumn="1" w:firstRow="1" w:lastColumn="0" w:lastRow="0" w:noHBand="0" w:noVBand="1" w:val="04A0"/>
       </w:tblPr>
       <w:tblGrid>
-        <w:gridCol w:w="8640"/>
+        <w:gridCol w:w="4320"/>
+        <w:gridCol w:w="4320"/>
       </w:tblGrid>
       <w:tr>
-        <w:trPr>
-          <w:trHeight w:val="2040" w:hRule="atLeast"/>
-        </w:trPr>
         <w:tc>
           <w:tcPr>
-            <w:tcW w:type="dxa" w:w="8640"/>
+            <w:tcW w:type="dxa" w:w="4320"/>
+            <w:shd w:fill="D9E2F3"/>
           </w:tcPr>
           <w:p>
-            <w:pPr>
-              <w:spacing w:before="40"/>
-            </w:pPr>
+            <w:r>
+              <w:rPr>
+                <w:b/>
+              </w:rPr>
+            </w:r>
+            <w:r>
+              <w:rPr>
+                <w:b/>
+                <w:i w:val="0"/>
+              </w:rPr>
+              <w:t>Addressing mode</w:t>
+            </w:r>
+          </w:p>
+        </w:tc>
+        <w:tc>
+          <w:tcPr>
+            <w:tcW w:type="dxa" w:w="4320"/>
+            <w:shd w:fill="D9E2F3"/>
+          </w:tcPr>
+          <w:p>
+            <w:r>
+              <w:rPr>
+                <w:b/>
+              </w:rPr>
+            </w:r>
+            <w:r>
+              <w:rPr>
+                <w:b/>
+                <w:i w:val="0"/>
+              </w:rPr>
+              <w:t>Value loaded into ACC</w:t>
+            </w:r>
+          </w:p>
+        </w:tc>
+      </w:tr>
+      <w:tr>
+        <w:tc>
+          <w:tcPr>
+            <w:tcW w:type="dxa" w:w="4320"/>
+          </w:tcPr>
+          <w:p>
+            <w:r/>
+            <w:r>
+              <w:rPr>
+                <w:b w:val="0"/>
+                <w:i w:val="0"/>
+              </w:rPr>
+              <w:t>Immediate</w:t>
+            </w:r>
+          </w:p>
+        </w:tc>
+        <w:tc>
+          <w:tcPr>
+            <w:tcW w:type="dxa" w:w="4320"/>
+          </w:tcPr>
+          <w:p>
+            <w:r/>
+          </w:p>
+        </w:tc>
+      </w:tr>
+      <w:tr>
+        <w:tc>
+          <w:tcPr>
+            <w:tcW w:type="dxa" w:w="4320"/>
+          </w:tcPr>
+          <w:p>
+            <w:r/>
+            <w:r>
+              <w:rPr>
+                <w:b w:val="0"/>
+                <w:i w:val="0"/>
+              </w:rPr>
+              <w:t>Direct</w:t>
+            </w:r>
+          </w:p>
+        </w:tc>
+        <w:tc>
+          <w:tcPr>
+            <w:tcW w:type="dxa" w:w="4320"/>
+          </w:tcPr>
+          <w:p>
+            <w:r/>
+          </w:p>
+        </w:tc>
+      </w:tr>
+      <w:tr>
+        <w:tc>
+          <w:tcPr>
+            <w:tcW w:type="dxa" w:w="4320"/>
+          </w:tcPr>
+          <w:p>
+            <w:r/>
+            <w:r>
+              <w:rPr>
+                <w:b w:val="0"/>
+                <w:i w:val="0"/>
+              </w:rPr>
+              <w:t>Indirect</w:t>
+            </w:r>
+          </w:p>
+        </w:tc>
+        <w:tc>
+          <w:tcPr>
+            <w:tcW w:type="dxa" w:w="4320"/>
+          </w:tcPr>
+          <w:p>
+            <w:r/>
+          </w:p>
+        </w:tc>
+      </w:tr>
+      <w:tr>
+        <w:tc>
+          <w:tcPr>
+            <w:tcW w:type="dxa" w:w="4320"/>
+          </w:tcPr>
+          <w:p>
+            <w:r/>
+            <w:r>
+              <w:rPr>
+                <w:b w:val="0"/>
+                <w:i w:val="0"/>
+              </w:rPr>
+              <w:t>Indexed</w:t>
+            </w:r>
+          </w:p>
+        </w:tc>
+        <w:tc>
+          <w:tcPr>
+            <w:tcW w:type="dxa" w:w="4320"/>
+          </w:tcPr>
+          <w:p>
+            <w:r/>
           </w:p>
         </w:tc>
       </w:tr>
@@ -675,53 +1563,31 @@
     <w:p>
       <w:r>
         <w:rPr>
-          <w:b w:val="0"/>
-          <w:i w:val="0"/>
-        </w:rPr>
-        <w:t>(a) Immediate: ______</w:t>
-      </w:r>
-    </w:p>
-    <w:p>
-      <w:r>
-        <w:rPr>
-          <w:b w:val="0"/>
-          <w:i w:val="0"/>
-        </w:rPr>
-        <w:t>(b) Direct: ______</w:t>
-      </w:r>
-    </w:p>
-    <w:p>
-      <w:r>
-        <w:rPr>
-          <w:b w:val="0"/>
-          <w:i w:val="0"/>
-        </w:rPr>
-        <w:t>(c) Indirect: ______</w:t>
-      </w:r>
-    </w:p>
-    <w:p>
-      <w:r>
-        <w:rPr>
-          <w:b w:val="0"/>
-          <w:i w:val="0"/>
-        </w:rPr>
-        <w:t>(d) Indexed: ______</w:t>
-      </w:r>
-    </w:p>
-    <w:p>
-      <w:r>
-        <w:rPr>
           <w:b/>
           <w:i w:val="0"/>
         </w:rPr>
-        <w:t>5.</w:t>
+        <w:t>4.</w:t>
       </w:r>
       <w:r>
         <w:rPr>
           <w:b w:val="0"/>
           <w:i w:val="0"/>
         </w:rPr>
-        <w:t xml:space="preserve"> Explain the object-oriented concept of </w:t>
+        <w:t xml:space="preserve"> A studio is writing a game containing many types of character (wizards, archers, guards) that all share common behaviour such as moving and holding items. Explain why an </w:t>
+      </w:r>
+      <w:r>
+        <w:rPr>
+          <w:b/>
+          <w:i w:val="0"/>
+        </w:rPr>
+        <w:t>object-oriented</w:t>
+      </w:r>
+      <w:r>
+        <w:rPr>
+          <w:b w:val="0"/>
+          <w:i w:val="0"/>
+        </w:rPr>
+        <w:t xml:space="preserve"> paradigm is well suited to this program. Refer to </w:t>
       </w:r>
       <w:r>
         <w:rPr>
@@ -735,173 +1601,21 @@
           <w:b w:val="0"/>
           <w:i w:val="0"/>
         </w:rPr>
-        <w:t xml:space="preserve"> and give </w:t>
+        <w:t xml:space="preserve"> and </w:t>
       </w:r>
       <w:r>
         <w:rPr>
           <w:b/>
           <w:i w:val="0"/>
         </w:rPr>
-        <w:t>one</w:t>
+        <w:t>encapsulation</w:t>
       </w:r>
       <w:r>
         <w:rPr>
           <w:b w:val="0"/>
           <w:i w:val="0"/>
         </w:rPr>
-        <w:t xml:space="preserve"> benefit it provides to a programmer. </w:t>
-      </w:r>
-      <w:r>
-        <w:rPr>
-          <w:b/>
-          <w:i w:val="0"/>
-        </w:rPr>
-        <w:t>[2]</w:t>
-      </w:r>
-      <w:r>
-        <w:rPr>
-          <w:b w:val="0"/>
-          <w:i w:val="0"/>
-        </w:rPr>
-        <w:t xml:space="preserve"> </w:t>
-      </w:r>
-      <w:r>
-        <w:rPr>
-          <w:b w:val="0"/>
-          <w:i/>
-        </w:rPr>
-        <w:t>(AO1)</w:t>
-      </w:r>
-    </w:p>
-    <w:tbl>
-      <w:tblPr>
-        <w:tblStyle w:val="TableGrid"/>
-        <w:tblW w:type="auto" w:w="0"/>
-        <w:tblLook w:firstColumn="1" w:firstRow="1" w:lastColumn="0" w:lastRow="0" w:noHBand="0" w:noVBand="1" w:val="04A0"/>
-      </w:tblPr>
-      <w:tblGrid>
-        <w:gridCol w:w="8640"/>
-      </w:tblGrid>
-      <w:tr>
-        <w:trPr>
-          <w:trHeight w:val="1020" w:hRule="atLeast"/>
-        </w:trPr>
-        <w:tc>
-          <w:tcPr>
-            <w:tcW w:type="dxa" w:w="8640"/>
-          </w:tcPr>
-          <w:p>
-            <w:pPr>
-              <w:spacing w:before="40"/>
-            </w:pPr>
-          </w:p>
-        </w:tc>
-      </w:tr>
-    </w:tbl>
-    <w:p/>
-    <w:p>
-      <w:pPr>
-        <w:pBdr>
-          <w:bottom w:val="single" w:sz="6" w:space="1" w:color="AAAAAA"/>
-        </w:pBdr>
-      </w:pPr>
-    </w:p>
-    <w:p>
-      <w:pPr>
-        <w:pBdr>
-          <w:bottom w:val="single" w:sz="6" w:space="1" w:color="AAAAAA"/>
-        </w:pBdr>
-      </w:pPr>
-    </w:p>
-    <w:p>
-      <w:pPr>
-        <w:pBdr>
-          <w:bottom w:val="single" w:sz="6" w:space="1" w:color="AAAAAA"/>
-        </w:pBdr>
-      </w:pPr>
-    </w:p>
-    <w:p>
-      <w:pPr>
-        <w:pStyle w:val="Heading2"/>
-      </w:pPr>
-      <w:r>
-        <w:rPr>
-          <w:b w:val="0"/>
-          <w:i w:val="0"/>
-        </w:rPr>
-        <w:t>Part B — Retrieval: keep it fresh (~6 marks)</w:t>
-      </w:r>
-    </w:p>
-    <w:p>
-      <w:r>
-        <w:rPr>
-          <w:b/>
-          <w:i w:val="0"/>
-        </w:rPr>
-        <w:t>6.</w:t>
-      </w:r>
-      <w:r>
-        <w:rPr>
-          <w:b w:val="0"/>
-          <w:i w:val="0"/>
-        </w:rPr>
-        <w:t xml:space="preserve"> </w:t>
-      </w:r>
-      <w:r>
-        <w:rPr>
-          <w:b w:val="0"/>
-          <w:i/>
-        </w:rPr>
-        <w:t>(from 1.2.3)</w:t>
-      </w:r>
-      <w:r>
-        <w:rPr>
-          <w:b w:val="0"/>
-          <w:i w:val="0"/>
-        </w:rPr>
-        <w:t xml:space="preserve"> State </w:t>
-      </w:r>
-      <w:r>
-        <w:rPr>
-          <w:b/>
-          <w:i w:val="0"/>
-        </w:rPr>
-        <w:t>two</w:t>
-      </w:r>
-      <w:r>
-        <w:rPr>
-          <w:b w:val="0"/>
-          <w:i w:val="0"/>
-        </w:rPr>
-        <w:t xml:space="preserve"> advantages and </w:t>
-      </w:r>
-      <w:r>
-        <w:rPr>
-          <w:b/>
-          <w:i w:val="0"/>
-        </w:rPr>
-        <w:t>one</w:t>
-      </w:r>
-      <w:r>
-        <w:rPr>
-          <w:b w:val="0"/>
-          <w:i w:val="0"/>
-        </w:rPr>
-        <w:t xml:space="preserve"> disadvantage of the </w:t>
-      </w:r>
-      <w:r>
-        <w:rPr>
-          <w:b/>
-          <w:i w:val="0"/>
-        </w:rPr>
-        <w:t>Waterfall</w:t>
-      </w:r>
-      <w:r>
-        <w:rPr>
-          <w:b w:val="0"/>
-          <w:i w:val="0"/>
-        </w:rPr>
-        <w:t xml:space="preserve"> methodology. </w:t>
+        <w:t xml:space="preserve"> in your answer. </w:t>
       </w:r>
       <w:r>
         <w:rPr>
@@ -922,7 +1636,7 @@
           <w:b w:val="0"/>
           <w:i/>
         </w:rPr>
-        <w:t>(AO1)</w:t>
+        <w:t>(AO2)</w:t>
       </w:r>
     </w:p>
     <w:tbl>
@@ -960,17 +1674,15 @@
     </w:p>
     <w:p>
       <w:pPr>
-        <w:pBdr>
-          <w:bottom w:val="single" w:sz="6" w:space="1" w:color="AAAAAA"/>
-        </w:pBdr>
+        <w:pStyle w:val="Heading2"/>
       </w:pPr>
-    </w:p>
-    <w:p>
-      <w:pPr>
-        <w:pBdr>
-          <w:bottom w:val="single" w:sz="6" w:space="1" w:color="AAAAAA"/>
-        </w:pBdr>
-      </w:pPr>
+      <w:r>
+        <w:rPr>
+          <w:b w:val="0"/>
+          <w:i w:val="0"/>
+        </w:rPr>
+        <w:t>Part B — Retrieval: keep it fresh (~6 marks)</w:t>
+      </w:r>
     </w:p>
     <w:p>
       <w:r>
@@ -978,7 +1690,7 @@
           <w:b/>
           <w:i w:val="0"/>
         </w:rPr>
-        <w:t>7.</w:t>
+        <w:t>5.</w:t>
       </w:r>
       <w:r>
         <w:rPr>
@@ -992,7 +1704,260 @@
           <w:b w:val="0"/>
           <w:i/>
         </w:rPr>
-        <w:t>(from 1.2.2)</w:t>
+        <w:t>(1.2.3)</w:t>
+      </w:r>
+      <w:r>
+        <w:rPr>
+          <w:b w:val="0"/>
+          <w:i w:val="0"/>
+        </w:rPr>
+        <w:t xml:space="preserve"> Write </w:t>
+      </w:r>
+      <w:r>
+        <w:rPr>
+          <w:b/>
+          <w:i w:val="0"/>
+        </w:rPr>
+        <w:t>True</w:t>
+      </w:r>
+      <w:r>
+        <w:rPr>
+          <w:b w:val="0"/>
+          <w:i w:val="0"/>
+        </w:rPr>
+        <w:t xml:space="preserve"> or </w:t>
+      </w:r>
+      <w:r>
+        <w:rPr>
+          <w:b/>
+          <w:i w:val="0"/>
+        </w:rPr>
+        <w:t>False</w:t>
+      </w:r>
+      <w:r>
+        <w:rPr>
+          <w:b w:val="0"/>
+          <w:i w:val="0"/>
+        </w:rPr>
+        <w:t xml:space="preserve"> for each statement about software development methodologies. If a statement is false, write a correction in the final column. </w:t>
+      </w:r>
+      <w:r>
+        <w:rPr>
+          <w:b/>
+          <w:i w:val="0"/>
+        </w:rPr>
+        <w:t>[3]</w:t>
+      </w:r>
+      <w:r>
+        <w:rPr>
+          <w:b w:val="0"/>
+          <w:i w:val="0"/>
+        </w:rPr>
+        <w:t xml:space="preserve"> </w:t>
+      </w:r>
+      <w:r>
+        <w:rPr>
+          <w:b w:val="0"/>
+          <w:i/>
+        </w:rPr>
+        <w:t>(AO1)</w:t>
+      </w:r>
+    </w:p>
+    <w:tbl>
+      <w:tblPr>
+        <w:tblStyle w:val="TableGrid"/>
+        <w:tblW w:type="auto" w:w="0"/>
+        <w:tblLook w:firstColumn="1" w:firstRow="1" w:lastColumn="0" w:lastRow="0" w:noHBand="0" w:noVBand="1" w:val="04A0"/>
+      </w:tblPr>
+      <w:tblGrid>
+        <w:gridCol w:w="2880"/>
+        <w:gridCol w:w="2880"/>
+        <w:gridCol w:w="2880"/>
+      </w:tblGrid>
+      <w:tr>
+        <w:tc>
+          <w:tcPr>
+            <w:tcW w:type="dxa" w:w="2880"/>
+            <w:shd w:fill="D9E2F3"/>
+          </w:tcPr>
+          <w:p>
+            <w:r>
+              <w:rPr>
+                <w:b/>
+              </w:rPr>
+            </w:r>
+            <w:r>
+              <w:rPr>
+                <w:b/>
+                <w:i w:val="0"/>
+              </w:rPr>
+              <w:t>Statement</w:t>
+            </w:r>
+          </w:p>
+        </w:tc>
+        <w:tc>
+          <w:tcPr>
+            <w:tcW w:type="dxa" w:w="2880"/>
+            <w:shd w:fill="D9E2F3"/>
+          </w:tcPr>
+          <w:p>
+            <w:r>
+              <w:rPr>
+                <w:b/>
+              </w:rPr>
+            </w:r>
+            <w:r>
+              <w:rPr>
+                <w:b/>
+                <w:i w:val="0"/>
+              </w:rPr>
+              <w:t>True / False</w:t>
+            </w:r>
+          </w:p>
+        </w:tc>
+        <w:tc>
+          <w:tcPr>
+            <w:tcW w:type="dxa" w:w="2880"/>
+            <w:shd w:fill="D9E2F3"/>
+          </w:tcPr>
+          <w:p>
+            <w:r>
+              <w:rPr>
+                <w:b/>
+              </w:rPr>
+            </w:r>
+            <w:r>
+              <w:rPr>
+                <w:b/>
+                <w:i w:val="0"/>
+              </w:rPr>
+              <w:t>Correction if false</w:t>
+            </w:r>
+          </w:p>
+        </w:tc>
+      </w:tr>
+      <w:tr>
+        <w:tc>
+          <w:tcPr>
+            <w:tcW w:type="dxa" w:w="2880"/>
+          </w:tcPr>
+          <w:p>
+            <w:r/>
+            <w:r>
+              <w:rPr>
+                <w:b w:val="0"/>
+                <w:i w:val="0"/>
+              </w:rPr>
+              <w:t>In the Waterfall model, the stages are completed in sequence, with each stage finished before the next begins.</w:t>
+            </w:r>
+          </w:p>
+        </w:tc>
+        <w:tc>
+          <w:tcPr>
+            <w:tcW w:type="dxa" w:w="2880"/>
+          </w:tcPr>
+          <w:p>
+            <w:r/>
+          </w:p>
+        </w:tc>
+        <w:tc>
+          <w:tcPr>
+            <w:tcW w:type="dxa" w:w="2880"/>
+          </w:tcPr>
+          <w:p>
+            <w:r/>
+          </w:p>
+        </w:tc>
+      </w:tr>
+      <w:tr>
+        <w:tc>
+          <w:tcPr>
+            <w:tcW w:type="dxa" w:w="2880"/>
+          </w:tcPr>
+          <w:p>
+            <w:r/>
+            <w:r>
+              <w:rPr>
+                <w:b w:val="0"/>
+                <w:i w:val="0"/>
+              </w:rPr>
+              <w:t>In the Waterfall model, the client normally sees working software early and often during development.</w:t>
+            </w:r>
+          </w:p>
+        </w:tc>
+        <w:tc>
+          <w:tcPr>
+            <w:tcW w:type="dxa" w:w="2880"/>
+          </w:tcPr>
+          <w:p>
+            <w:r/>
+          </w:p>
+        </w:tc>
+        <w:tc>
+          <w:tcPr>
+            <w:tcW w:type="dxa" w:w="2880"/>
+          </w:tcPr>
+          <w:p>
+            <w:r/>
+          </w:p>
+        </w:tc>
+      </w:tr>
+      <w:tr>
+        <w:tc>
+          <w:tcPr>
+            <w:tcW w:type="dxa" w:w="2880"/>
+          </w:tcPr>
+          <w:p>
+            <w:r/>
+            <w:r>
+              <w:rPr>
+                <w:b w:val="0"/>
+                <w:i w:val="0"/>
+              </w:rPr>
+              <w:t>Extreme programming is an example of the Waterfall model.</w:t>
+            </w:r>
+          </w:p>
+        </w:tc>
+        <w:tc>
+          <w:tcPr>
+            <w:tcW w:type="dxa" w:w="2880"/>
+          </w:tcPr>
+          <w:p>
+            <w:r/>
+          </w:p>
+        </w:tc>
+        <w:tc>
+          <w:tcPr>
+            <w:tcW w:type="dxa" w:w="2880"/>
+          </w:tcPr>
+          <w:p>
+            <w:r/>
+          </w:p>
+        </w:tc>
+      </w:tr>
+    </w:tbl>
+    <w:p/>
+    <w:p>
+      <w:r>
+        <w:rPr>
+          <w:b/>
+          <w:i w:val="0"/>
+        </w:rPr>
+        <w:t>6.</w:t>
+      </w:r>
+      <w:r>
+        <w:rPr>
+          <w:b w:val="0"/>
+          <w:i w:val="0"/>
+        </w:rPr>
+        <w:t xml:space="preserve"> </w:t>
+      </w:r>
+      <w:r>
+        <w:rPr>
+          <w:b w:val="0"/>
+          <w:i/>
+        </w:rPr>
+        <w:t>(1.2.2)</w:t>
       </w:r>
       <w:r>
         <w:rPr>
@@ -1078,26 +2043,12 @@
     </w:tbl>
     <w:p/>
     <w:p>
-      <w:pPr>
-        <w:pBdr>
-          <w:bottom w:val="single" w:sz="6" w:space="1" w:color="AAAAAA"/>
-        </w:pBdr>
-      </w:pPr>
-    </w:p>
-    <w:p>
-      <w:pPr>
-        <w:pBdr>
-          <w:bottom w:val="single" w:sz="6" w:space="1" w:color="AAAAAA"/>
-        </w:pBdr>
-      </w:pPr>
-    </w:p>
-    <w:p>
       <w:r>
         <w:rPr>
           <w:b/>
           <w:i w:val="0"/>
         </w:rPr>
-        <w:t>8.</w:t>
+        <w:t>7.</w:t>
       </w:r>
       <w:r>
         <w:rPr>
@@ -1111,7 +2062,7 @@
           <w:b w:val="0"/>
           <w:i/>
         </w:rPr>
-        <w:t>(from 1.1.1)</w:t>
+        <w:t>(1.1.1)</w:t>
       </w:r>
       <w:r>
         <w:rPr>
@@ -1182,13 +2133,6 @@
       </w:tr>
     </w:tbl>
     <w:p/>
-    <w:p>
-      <w:pPr>
-        <w:pBdr>
-          <w:bottom w:val="single" w:sz="6" w:space="1" w:color="AAAAAA"/>
-        </w:pBdr>
-      </w:pPr>
-    </w:p>
     <w:p>
       <w:pPr>
         <w:pBdr>
